--- a/_site/python/2021-06-21-05-iteraciones-con-python/index.docx
+++ b/_site/python/2021-06-21-05-iteraciones-con-python/index.docx
@@ -217,7 +217,7 @@
         <w:t xml:space="preserve">Palabras clave</w:t>
       </w:r>
       <w:r>
-        <w:t xml:space="preserve">: keyword1, keyword2</w:t>
+        <w:t xml:space="preserve">:</w:t>
       </w:r>
     </w:p>
     <w:p>
@@ -34372,6 +34372,33 @@
       </w:pPr>
       <w:r>
         <w:t xml:space="preserve">La práctica constante con datos reales consolidará estos conceptos. Se recomienda aplicar iteraciones en el procesamiento de datos del BCRP, INEI y otras fuentes económicas, automatizando análisis que normalmente requerirían horas de trabajo manual.</w:t>
+      </w:r>
+    </w:p>
+    <w:p>
+      <w:r>
+        <w:pict>
+          <v:rect style="width:0;height:1.5pt" o:hralign="center" o:hrstd="t" o:hr="t"/>
+        </w:pict>
+      </w:r>
+    </w:p>
+    <w:p>
+      <w:pPr>
+        <w:pStyle w:val="FirstParagraph"/>
+      </w:pPr>
+      <w:r>
+        <w:t xml:space="preserve">tipo: fragmento</w:t>
+      </w:r>
+      <w:r>
+        <w:t xml:space="preserve"> </w:t>
+      </w:r>
+      <w:r>
+        <w:t xml:space="preserve">titulo: texto de apertura del bloque «Publicaciones similares» (incluido en cada post)</w:t>
+      </w:r>
+      <w:r>
+        <w:t xml:space="preserve"> </w:t>
+      </w:r>
+      <w:r>
+        <w:t xml:space="preserve">—</w:t>
       </w:r>
     </w:p>
     <w:bookmarkEnd w:id="74"/>
@@ -34687,8 +34714,35 @@
       </w:hyperlink>
     </w:p>
     <w:p>
+      <w:r>
+        <w:pict>
+          <v:rect style="width:0;height:1.5pt" o:hralign="center" o:hrstd="t" o:hr="t"/>
+        </w:pict>
+      </w:r>
+    </w:p>
+    <w:p>
       <w:pPr>
         <w:pStyle w:val="FirstParagraph"/>
+      </w:pPr>
+      <w:r>
+        <w:t xml:space="preserve">tipo: fragmento</w:t>
+      </w:r>
+      <w:r>
+        <w:t xml:space="preserve"> </w:t>
+      </w:r>
+      <w:r>
+        <w:t xml:space="preserve">titulo: texto de cierre del bloque «Publicaciones similares» (incluido en cada post)</w:t>
+      </w:r>
+      <w:r>
+        <w:t xml:space="preserve"> </w:t>
+      </w:r>
+      <w:r>
+        <w:t xml:space="preserve">—</w:t>
+      </w:r>
+    </w:p>
+    <w:p>
+      <w:pPr>
+        <w:pStyle w:val="BodyText"/>
       </w:pPr>
       <w:r>
         <w:t xml:space="preserve">Esperamos que encuentres estas publicaciones igualmente interesantes y útiles. ¡Disfruta de la lectura!</w:t>

--- a/_site/python/2021-06-21-05-iteraciones-con-python/index.docx
+++ b/_site/python/2021-06-21-05-iteraciones-con-python/index.docx
@@ -34374,33 +34374,6 @@
         <w:t xml:space="preserve">La práctica constante con datos reales consolidará estos conceptos. Se recomienda aplicar iteraciones en el procesamiento de datos del BCRP, INEI y otras fuentes económicas, automatizando análisis que normalmente requerirían horas de trabajo manual.</w:t>
       </w:r>
     </w:p>
-    <w:p>
-      <w:r>
-        <w:pict>
-          <v:rect style="width:0;height:1.5pt" o:hralign="center" o:hrstd="t" o:hr="t"/>
-        </w:pict>
-      </w:r>
-    </w:p>
-    <w:p>
-      <w:pPr>
-        <w:pStyle w:val="FirstParagraph"/>
-      </w:pPr>
-      <w:r>
-        <w:t xml:space="preserve">tipo: fragmento</w:t>
-      </w:r>
-      <w:r>
-        <w:t xml:space="preserve"> </w:t>
-      </w:r>
-      <w:r>
-        <w:t xml:space="preserve">titulo: texto de apertura del bloque «Publicaciones similares» (incluido en cada post)</w:t>
-      </w:r>
-      <w:r>
-        <w:t xml:space="preserve"> </w:t>
-      </w:r>
-      <w:r>
-        <w:t xml:space="preserve">—</w:t>
-      </w:r>
-    </w:p>
     <w:bookmarkEnd w:id="74"/>
     <w:bookmarkStart w:id="103" w:name="publicaciones-similares"/>
     <w:p>
@@ -34714,35 +34687,8 @@
       </w:hyperlink>
     </w:p>
     <w:p>
-      <w:r>
-        <w:pict>
-          <v:rect style="width:0;height:1.5pt" o:hralign="center" o:hrstd="t" o:hr="t"/>
-        </w:pict>
-      </w:r>
-    </w:p>
-    <w:p>
       <w:pPr>
         <w:pStyle w:val="FirstParagraph"/>
-      </w:pPr>
-      <w:r>
-        <w:t xml:space="preserve">tipo: fragmento</w:t>
-      </w:r>
-      <w:r>
-        <w:t xml:space="preserve"> </w:t>
-      </w:r>
-      <w:r>
-        <w:t xml:space="preserve">titulo: texto de cierre del bloque «Publicaciones similares» (incluido en cada post)</w:t>
-      </w:r>
-      <w:r>
-        <w:t xml:space="preserve"> </w:t>
-      </w:r>
-      <w:r>
-        <w:t xml:space="preserve">—</w:t>
-      </w:r>
-    </w:p>
-    <w:p>
-      <w:pPr>
-        <w:pStyle w:val="BodyText"/>
       </w:pPr>
       <w:r>
         <w:t xml:space="preserve">Esperamos que encuentres estas publicaciones igualmente interesantes y útiles. ¡Disfruta de la lectura!</w:t>

--- a/_site/python/2021-06-21-05-iteraciones-con-python/index.docx
+++ b/_site/python/2021-06-21-05-iteraciones-con-python/index.docx
@@ -34375,7 +34375,7 @@
       </w:r>
     </w:p>
     <w:bookmarkEnd w:id="74"/>
-    <w:bookmarkStart w:id="103" w:name="publicaciones-similares"/>
+    <w:bookmarkStart w:id="101" w:name="publicaciones-similares"/>
     <w:p>
       <w:pPr>
         <w:pStyle w:val="Heading1"/>
@@ -34661,27 +34661,6 @@
           <w:rPr>
             <w:rStyle w:val="Hyperlink"/>
           </w:rPr>
-          <w:t xml:space="preserve">11 Validacion Cruzada Y Composicion Del Modelo Con Python</w:t>
-        </w:r>
-      </w:hyperlink>
-    </w:p>
-    <w:p>
-      <w:pPr>
-        <w:pStyle w:val="Compact"/>
-        <w:numPr>
-          <w:ilvl w:val="0"/>
-          <w:numId w:val="1003"/>
-        </w:numPr>
-      </w:pPr>
-      <w:hyperlink r:id="rId101"/>
-      <w:r>
-        <w:t xml:space="preserve"> </w:t>
-      </w:r>
-      <w:hyperlink r:id="rId102">
-        <w:r>
-          <w:rPr>
-            <w:rStyle w:val="Hyperlink"/>
-          </w:rPr>
           <w:t xml:space="preserve">Visualizacion De Datos Con Python</w:t>
         </w:r>
       </w:hyperlink>
@@ -34694,7 +34673,7 @@
         <w:t xml:space="preserve">Esperamos que encuentres estas publicaciones igualmente interesantes y útiles. ¡Disfruta de la lectura!</w:t>
       </w:r>
     </w:p>
-    <w:bookmarkEnd w:id="103"/>
+    <w:bookmarkEnd w:id="101"/>
     <w:sectPr>
       <w:headerReference r:id="rId8" w:type="even"/>
       <w:headerReference r:id="rId9" w:type="default"/>

--- a/_site/python/2021-06-21-05-iteraciones-con-python/index.docx
+++ b/_site/python/2021-06-21-05-iteraciones-con-python/index.docx
@@ -911,6 +911,71 @@
         <w:t xml:space="preserve">)</w:t>
       </w:r>
     </w:p>
+    <w:p>
+      <w:pPr>
+        <w:pStyle w:val="SourceCode"/>
+      </w:pPr>
+      <w:r>
+        <w:rPr>
+          <w:rStyle w:val="VerbatimChar"/>
+        </w:rPr>
+        <w:t xml:space="preserve">Valor inicial: 0</w:t>
+      </w:r>
+      <w:r>
+        <w:br/>
+      </w:r>
+      <w:r>
+        <w:rPr>
+          <w:rStyle w:val="VerbatimChar"/>
+        </w:rPr>
+        <w:t xml:space="preserve">Después de +1: 1</w:t>
+      </w:r>
+      <w:r>
+        <w:br/>
+      </w:r>
+      <w:r>
+        <w:rPr>
+          <w:rStyle w:val="VerbatimChar"/>
+        </w:rPr>
+        <w:t xml:space="preserve">Después de +=1: 2</w:t>
+      </w:r>
+      <w:r>
+        <w:br/>
+      </w:r>
+      <w:r>
+        <w:rPr>
+          <w:rStyle w:val="VerbatimChar"/>
+        </w:rPr>
+        <w:t xml:space="preserve">Después de -=1: 1</w:t>
+      </w:r>
+      <w:r>
+        <w:br/>
+      </w:r>
+      <w:r>
+        <w:rPr>
+          <w:rStyle w:val="VerbatimChar"/>
+        </w:rPr>
+        <w:t xml:space="preserve">Después de *=2: 2</w:t>
+      </w:r>
+      <w:r>
+        <w:br/>
+      </w:r>
+      <w:r>
+        <w:rPr>
+          <w:rStyle w:val="VerbatimChar"/>
+        </w:rPr>
+        <w:t xml:space="preserve">Después de /=2: 1.0</w:t>
+      </w:r>
+      <w:r>
+        <w:br/>
+      </w:r>
+      <w:r>
+        <w:rPr>
+          <w:rStyle w:val="VerbatimChar"/>
+        </w:rPr>
+        <w:t xml:space="preserve">Después de **=2: 1.0</w:t>
+      </w:r>
+    </w:p>
     <w:bookmarkEnd w:id="29"/>
     <w:bookmarkStart w:id="30" w:name="aplicaciones-económicas"/>
     <w:p>
@@ -2088,6 +2153,101 @@
           <w:rStyle w:val="NormalTok"/>
         </w:rPr>
         <w:t xml:space="preserve">)</w:t>
+      </w:r>
+    </w:p>
+    <w:p>
+      <w:pPr>
+        <w:pStyle w:val="SourceCode"/>
+      </w:pPr>
+      <w:r>
+        <w:rPr>
+          <w:rStyle w:val="VerbatimChar"/>
+        </w:rPr>
+        <w:t xml:space="preserve">Ventas totales: S/ 6,130.00</w:t>
+      </w:r>
+      <w:r>
+        <w:br/>
+      </w:r>
+      <w:r>
+        <w:rPr>
+          <w:rStyle w:val="VerbatimChar"/>
+        </w:rPr>
+        <w:t xml:space="preserve">Año 1: S/ 10,800.00</w:t>
+      </w:r>
+      <w:r>
+        <w:br/>
+      </w:r>
+      <w:r>
+        <w:rPr>
+          <w:rStyle w:val="VerbatimChar"/>
+        </w:rPr>
+        <w:t xml:space="preserve">Año 2: S/ 11,664.00</w:t>
+      </w:r>
+      <w:r>
+        <w:br/>
+      </w:r>
+      <w:r>
+        <w:rPr>
+          <w:rStyle w:val="VerbatimChar"/>
+        </w:rPr>
+        <w:t xml:space="preserve">Año 3: S/ 12,597.12</w:t>
+      </w:r>
+      <w:r>
+        <w:br/>
+      </w:r>
+      <w:r>
+        <w:rPr>
+          <w:rStyle w:val="VerbatimChar"/>
+        </w:rPr>
+        <w:t xml:space="preserve">Año 4: S/ 13,604.89</w:t>
+      </w:r>
+      <w:r>
+        <w:br/>
+      </w:r>
+      <w:r>
+        <w:rPr>
+          <w:rStyle w:val="VerbatimChar"/>
+        </w:rPr>
+        <w:t xml:space="preserve">Año 5: S/ 14,693.28</w:t>
+      </w:r>
+      <w:r>
+        <w:br/>
+      </w:r>
+      <w:r>
+        <w:br/>
+      </w:r>
+      <w:r>
+        <w:rPr>
+          <w:rStyle w:val="VerbatimChar"/>
+        </w:rPr>
+        <w:t xml:space="preserve">Capital final: S/ 14,693.28</w:t>
+      </w:r>
+      <w:r>
+        <w:br/>
+      </w:r>
+      <w:r>
+        <w:rPr>
+          <w:rStyle w:val="VerbatimChar"/>
+        </w:rPr>
+        <w:t xml:space="preserve">Compras: 3</w:t>
+      </w:r>
+      <w:r>
+        <w:br/>
+      </w:r>
+      <w:r>
+        <w:rPr>
+          <w:rStyle w:val="VerbatimChar"/>
+        </w:rPr>
+        <w:t xml:space="preserve">Ventas: 2</w:t>
+      </w:r>
+      <w:r>
+        <w:br/>
+      </w:r>
+      <w:r>
+        <w:rPr>
+          <w:rStyle w:val="VerbatimChar"/>
+        </w:rPr>
+        <w:t xml:space="preserve">Transferencias: 1</w:t>
       </w:r>
     </w:p>
     <w:bookmarkEnd w:id="30"/>
@@ -2678,6 +2838,278 @@
         <w:t xml:space="preserve">(i)</w:t>
       </w:r>
     </w:p>
+    <w:p>
+      <w:pPr>
+        <w:pStyle w:val="SourceCode"/>
+      </w:pPr>
+      <w:r>
+        <w:rPr>
+          <w:rStyle w:val="VerbatimChar"/>
+        </w:rPr>
+        <w:t xml:space="preserve">range(5):</w:t>
+      </w:r>
+      <w:r>
+        <w:br/>
+      </w:r>
+      <w:r>
+        <w:rPr>
+          <w:rStyle w:val="VerbatimChar"/>
+        </w:rPr>
+        <w:t xml:space="preserve">0</w:t>
+      </w:r>
+      <w:r>
+        <w:br/>
+      </w:r>
+      <w:r>
+        <w:rPr>
+          <w:rStyle w:val="VerbatimChar"/>
+        </w:rPr>
+        <w:t xml:space="preserve">1</w:t>
+      </w:r>
+      <w:r>
+        <w:br/>
+      </w:r>
+      <w:r>
+        <w:rPr>
+          <w:rStyle w:val="VerbatimChar"/>
+        </w:rPr>
+        <w:t xml:space="preserve">2</w:t>
+      </w:r>
+      <w:r>
+        <w:br/>
+      </w:r>
+      <w:r>
+        <w:rPr>
+          <w:rStyle w:val="VerbatimChar"/>
+        </w:rPr>
+        <w:t xml:space="preserve">3</w:t>
+      </w:r>
+      <w:r>
+        <w:br/>
+      </w:r>
+      <w:r>
+        <w:rPr>
+          <w:rStyle w:val="VerbatimChar"/>
+        </w:rPr>
+        <w:t xml:space="preserve">4</w:t>
+      </w:r>
+      <w:r>
+        <w:br/>
+      </w:r>
+      <w:r>
+        <w:br/>
+      </w:r>
+      <w:r>
+        <w:rPr>
+          <w:rStyle w:val="VerbatimChar"/>
+        </w:rPr>
+        <w:t xml:space="preserve">range(2, 7):</w:t>
+      </w:r>
+      <w:r>
+        <w:br/>
+      </w:r>
+      <w:r>
+        <w:rPr>
+          <w:rStyle w:val="VerbatimChar"/>
+        </w:rPr>
+        <w:t xml:space="preserve">2</w:t>
+      </w:r>
+      <w:r>
+        <w:br/>
+      </w:r>
+      <w:r>
+        <w:rPr>
+          <w:rStyle w:val="VerbatimChar"/>
+        </w:rPr>
+        <w:t xml:space="preserve">3</w:t>
+      </w:r>
+      <w:r>
+        <w:br/>
+      </w:r>
+      <w:r>
+        <w:rPr>
+          <w:rStyle w:val="VerbatimChar"/>
+        </w:rPr>
+        <w:t xml:space="preserve">4</w:t>
+      </w:r>
+      <w:r>
+        <w:br/>
+      </w:r>
+      <w:r>
+        <w:rPr>
+          <w:rStyle w:val="VerbatimChar"/>
+        </w:rPr>
+        <w:t xml:space="preserve">5</w:t>
+      </w:r>
+      <w:r>
+        <w:br/>
+      </w:r>
+      <w:r>
+        <w:rPr>
+          <w:rStyle w:val="VerbatimChar"/>
+        </w:rPr>
+        <w:t xml:space="preserve">6</w:t>
+      </w:r>
+      <w:r>
+        <w:br/>
+      </w:r>
+      <w:r>
+        <w:br/>
+      </w:r>
+      <w:r>
+        <w:rPr>
+          <w:rStyle w:val="VerbatimChar"/>
+        </w:rPr>
+        <w:t xml:space="preserve">range(0, 10, 2):</w:t>
+      </w:r>
+      <w:r>
+        <w:br/>
+      </w:r>
+      <w:r>
+        <w:rPr>
+          <w:rStyle w:val="VerbatimChar"/>
+        </w:rPr>
+        <w:t xml:space="preserve">0</w:t>
+      </w:r>
+      <w:r>
+        <w:br/>
+      </w:r>
+      <w:r>
+        <w:rPr>
+          <w:rStyle w:val="VerbatimChar"/>
+        </w:rPr>
+        <w:t xml:space="preserve">2</w:t>
+      </w:r>
+      <w:r>
+        <w:br/>
+      </w:r>
+      <w:r>
+        <w:rPr>
+          <w:rStyle w:val="VerbatimChar"/>
+        </w:rPr>
+        <w:t xml:space="preserve">4</w:t>
+      </w:r>
+      <w:r>
+        <w:br/>
+      </w:r>
+      <w:r>
+        <w:rPr>
+          <w:rStyle w:val="VerbatimChar"/>
+        </w:rPr>
+        <w:t xml:space="preserve">6</w:t>
+      </w:r>
+      <w:r>
+        <w:br/>
+      </w:r>
+      <w:r>
+        <w:rPr>
+          <w:rStyle w:val="VerbatimChar"/>
+        </w:rPr>
+        <w:t xml:space="preserve">8</w:t>
+      </w:r>
+      <w:r>
+        <w:br/>
+      </w:r>
+      <w:r>
+        <w:br/>
+      </w:r>
+      <w:r>
+        <w:rPr>
+          <w:rStyle w:val="VerbatimChar"/>
+        </w:rPr>
+        <w:t xml:space="preserve">range(10, 0, -1):</w:t>
+      </w:r>
+      <w:r>
+        <w:br/>
+      </w:r>
+      <w:r>
+        <w:rPr>
+          <w:rStyle w:val="VerbatimChar"/>
+        </w:rPr>
+        <w:t xml:space="preserve">10</w:t>
+      </w:r>
+      <w:r>
+        <w:br/>
+      </w:r>
+      <w:r>
+        <w:rPr>
+          <w:rStyle w:val="VerbatimChar"/>
+        </w:rPr>
+        <w:t xml:space="preserve">9</w:t>
+      </w:r>
+      <w:r>
+        <w:br/>
+      </w:r>
+      <w:r>
+        <w:rPr>
+          <w:rStyle w:val="VerbatimChar"/>
+        </w:rPr>
+        <w:t xml:space="preserve">8</w:t>
+      </w:r>
+      <w:r>
+        <w:br/>
+      </w:r>
+      <w:r>
+        <w:rPr>
+          <w:rStyle w:val="VerbatimChar"/>
+        </w:rPr>
+        <w:t xml:space="preserve">7</w:t>
+      </w:r>
+      <w:r>
+        <w:br/>
+      </w:r>
+      <w:r>
+        <w:rPr>
+          <w:rStyle w:val="VerbatimChar"/>
+        </w:rPr>
+        <w:t xml:space="preserve">6</w:t>
+      </w:r>
+      <w:r>
+        <w:br/>
+      </w:r>
+      <w:r>
+        <w:rPr>
+          <w:rStyle w:val="VerbatimChar"/>
+        </w:rPr>
+        <w:t xml:space="preserve">5</w:t>
+      </w:r>
+      <w:r>
+        <w:br/>
+      </w:r>
+      <w:r>
+        <w:rPr>
+          <w:rStyle w:val="VerbatimChar"/>
+        </w:rPr>
+        <w:t xml:space="preserve">4</w:t>
+      </w:r>
+      <w:r>
+        <w:br/>
+      </w:r>
+      <w:r>
+        <w:rPr>
+          <w:rStyle w:val="VerbatimChar"/>
+        </w:rPr>
+        <w:t xml:space="preserve">3</w:t>
+      </w:r>
+      <w:r>
+        <w:br/>
+      </w:r>
+      <w:r>
+        <w:rPr>
+          <w:rStyle w:val="VerbatimChar"/>
+        </w:rPr>
+        <w:t xml:space="preserve">2</w:t>
+      </w:r>
+      <w:r>
+        <w:br/>
+      </w:r>
+      <w:r>
+        <w:rPr>
+          <w:rStyle w:val="VerbatimChar"/>
+        </w:rPr>
+        <w:t xml:space="preserve">1</w:t>
+      </w:r>
+    </w:p>
     <w:bookmarkEnd w:id="32"/>
     <w:bookmarkStart w:id="33" w:name="aplicaciones-económicas-básicas"/>
     <w:p>
@@ -3639,6 +4071,296 @@
           <w:rStyle w:val="NormalTok"/>
         </w:rPr>
         <w:t xml:space="preserve">)</w:t>
+      </w:r>
+    </w:p>
+    <w:p>
+      <w:pPr>
+        <w:pStyle w:val="SourceCode"/>
+      </w:pPr>
+      <w:r>
+        <w:rPr>
+          <w:rStyle w:val="VerbatimChar"/>
+        </w:rPr>
+        <w:t xml:space="preserve">Proyección económica 2024-2033:</w:t>
+      </w:r>
+      <w:r>
+        <w:br/>
+      </w:r>
+      <w:r>
+        <w:rPr>
+          <w:rStyle w:val="VerbatimChar"/>
+        </w:rPr>
+        <w:t xml:space="preserve">Año 2024</w:t>
+      </w:r>
+      <w:r>
+        <w:br/>
+      </w:r>
+      <w:r>
+        <w:rPr>
+          <w:rStyle w:val="VerbatimChar"/>
+        </w:rPr>
+        <w:t xml:space="preserve">Año 2025</w:t>
+      </w:r>
+      <w:r>
+        <w:br/>
+      </w:r>
+      <w:r>
+        <w:rPr>
+          <w:rStyle w:val="VerbatimChar"/>
+        </w:rPr>
+        <w:t xml:space="preserve">Año 2026</w:t>
+      </w:r>
+      <w:r>
+        <w:br/>
+      </w:r>
+      <w:r>
+        <w:rPr>
+          <w:rStyle w:val="VerbatimChar"/>
+        </w:rPr>
+        <w:t xml:space="preserve">Año 2027</w:t>
+      </w:r>
+      <w:r>
+        <w:br/>
+      </w:r>
+      <w:r>
+        <w:rPr>
+          <w:rStyle w:val="VerbatimChar"/>
+        </w:rPr>
+        <w:t xml:space="preserve">Año 2028</w:t>
+      </w:r>
+      <w:r>
+        <w:br/>
+      </w:r>
+      <w:r>
+        <w:rPr>
+          <w:rStyle w:val="VerbatimChar"/>
+        </w:rPr>
+        <w:t xml:space="preserve">Año 2029</w:t>
+      </w:r>
+      <w:r>
+        <w:br/>
+      </w:r>
+      <w:r>
+        <w:rPr>
+          <w:rStyle w:val="VerbatimChar"/>
+        </w:rPr>
+        <w:t xml:space="preserve">Año 2030</w:t>
+      </w:r>
+      <w:r>
+        <w:br/>
+      </w:r>
+      <w:r>
+        <w:rPr>
+          <w:rStyle w:val="VerbatimChar"/>
+        </w:rPr>
+        <w:t xml:space="preserve">Año 2031</w:t>
+      </w:r>
+      <w:r>
+        <w:br/>
+      </w:r>
+      <w:r>
+        <w:rPr>
+          <w:rStyle w:val="VerbatimChar"/>
+        </w:rPr>
+        <w:t xml:space="preserve">Año 2032</w:t>
+      </w:r>
+      <w:r>
+        <w:br/>
+      </w:r>
+      <w:r>
+        <w:rPr>
+          <w:rStyle w:val="VerbatimChar"/>
+        </w:rPr>
+        <w:t xml:space="preserve">Año 2033</w:t>
+      </w:r>
+      <w:r>
+        <w:br/>
+      </w:r>
+      <w:r>
+        <w:br/>
+      </w:r>
+      <w:r>
+        <w:rPr>
+          <w:rStyle w:val="VerbatimChar"/>
+        </w:rPr>
+        <w:t xml:space="preserve">Tabla de amortización (primeros 5 años):</w:t>
+      </w:r>
+      <w:r>
+        <w:br/>
+      </w:r>
+      <w:r>
+        <w:rPr>
+          <w:rStyle w:val="VerbatimChar"/>
+        </w:rPr>
+        <w:t xml:space="preserve">Año 1: Saldo restante S/ 87,317.50</w:t>
+      </w:r>
+      <w:r>
+        <w:br/>
+      </w:r>
+      <w:r>
+        <w:rPr>
+          <w:rStyle w:val="VerbatimChar"/>
+        </w:rPr>
+        <w:t xml:space="preserve">Año 2: Saldo restante S/ 73,026.54</w:t>
+      </w:r>
+      <w:r>
+        <w:br/>
+      </w:r>
+      <w:r>
+        <w:rPr>
+          <w:rStyle w:val="VerbatimChar"/>
+        </w:rPr>
+        <w:t xml:space="preserve">Año 3: Saldo restante S/ 56,923.12</w:t>
+      </w:r>
+      <w:r>
+        <w:br/>
+      </w:r>
+      <w:r>
+        <w:rPr>
+          <w:rStyle w:val="VerbatimChar"/>
+        </w:rPr>
+        <w:t xml:space="preserve">Año 4: Saldo restante S/ 38,777.39</w:t>
+      </w:r>
+      <w:r>
+        <w:br/>
+      </w:r>
+      <w:r>
+        <w:rPr>
+          <w:rStyle w:val="VerbatimChar"/>
+        </w:rPr>
+        <w:t xml:space="preserve">Año 5: Saldo restante S/ 18,330.33</w:t>
+      </w:r>
+      <w:r>
+        <w:br/>
+      </w:r>
+      <w:r>
+        <w:br/>
+      </w:r>
+      <w:r>
+        <w:rPr>
+          <w:rStyle w:val="VerbatimChar"/>
+        </w:rPr>
+        <w:t xml:space="preserve">Simulación de ahorro mensual:</w:t>
+      </w:r>
+      <w:r>
+        <w:br/>
+      </w:r>
+      <w:r>
+        <w:rPr>
+          <w:rStyle w:val="VerbatimChar"/>
+        </w:rPr>
+        <w:t xml:space="preserve">Mes  1: S/ 500.00</w:t>
+      </w:r>
+      <w:r>
+        <w:br/>
+      </w:r>
+      <w:r>
+        <w:rPr>
+          <w:rStyle w:val="VerbatimChar"/>
+        </w:rPr>
+        <w:t xml:space="preserve">Mes  2: S/ 1,000.00</w:t>
+      </w:r>
+      <w:r>
+        <w:br/>
+      </w:r>
+      <w:r>
+        <w:rPr>
+          <w:rStyle w:val="VerbatimChar"/>
+        </w:rPr>
+        <w:t xml:space="preserve">Mes  3: S/ 1,500.00</w:t>
+      </w:r>
+      <w:r>
+        <w:br/>
+      </w:r>
+      <w:r>
+        <w:rPr>
+          <w:rStyle w:val="VerbatimChar"/>
+        </w:rPr>
+        <w:t xml:space="preserve">Mes  4: S/ 2,000.00</w:t>
+      </w:r>
+      <w:r>
+        <w:br/>
+      </w:r>
+      <w:r>
+        <w:rPr>
+          <w:rStyle w:val="VerbatimChar"/>
+        </w:rPr>
+        <w:t xml:space="preserve">Mes  5: S/ 2,500.00</w:t>
+      </w:r>
+      <w:r>
+        <w:br/>
+      </w:r>
+      <w:r>
+        <w:rPr>
+          <w:rStyle w:val="VerbatimChar"/>
+        </w:rPr>
+        <w:t xml:space="preserve">Mes  6: S/ 3,000.00</w:t>
+      </w:r>
+      <w:r>
+        <w:br/>
+      </w:r>
+      <w:r>
+        <w:rPr>
+          <w:rStyle w:val="VerbatimChar"/>
+        </w:rPr>
+        <w:t xml:space="preserve">Mes  7: S/ 3,500.00</w:t>
+      </w:r>
+      <w:r>
+        <w:br/>
+      </w:r>
+      <w:r>
+        <w:rPr>
+          <w:rStyle w:val="VerbatimChar"/>
+        </w:rPr>
+        <w:t xml:space="preserve">Mes  8: S/ 4,000.00</w:t>
+      </w:r>
+      <w:r>
+        <w:br/>
+      </w:r>
+      <w:r>
+        <w:rPr>
+          <w:rStyle w:val="VerbatimChar"/>
+        </w:rPr>
+        <w:t xml:space="preserve">Mes  9: S/ 4,500.00</w:t>
+      </w:r>
+      <w:r>
+        <w:br/>
+      </w:r>
+      <w:r>
+        <w:rPr>
+          <w:rStyle w:val="VerbatimChar"/>
+        </w:rPr>
+        <w:t xml:space="preserve">Mes 10: S/ 5,000.00</w:t>
+      </w:r>
+      <w:r>
+        <w:br/>
+      </w:r>
+      <w:r>
+        <w:rPr>
+          <w:rStyle w:val="VerbatimChar"/>
+        </w:rPr>
+        <w:t xml:space="preserve">Mes 11: S/ 5,500.00</w:t>
+      </w:r>
+      <w:r>
+        <w:br/>
+      </w:r>
+      <w:r>
+        <w:rPr>
+          <w:rStyle w:val="VerbatimChar"/>
+        </w:rPr>
+        <w:t xml:space="preserve">Mes 12: S/ 6,000.00</w:t>
+      </w:r>
+      <w:r>
+        <w:br/>
+      </w:r>
+      <w:r>
+        <w:br/>
+      </w:r>
+      <w:r>
+        <w:rPr>
+          <w:rStyle w:val="VerbatimChar"/>
+        </w:rPr>
+        <w:t xml:space="preserve">Ahorro anual: S/ 6,000.00</w:t>
       </w:r>
     </w:p>
     <w:bookmarkEnd w:id="33"/>
@@ -4268,6 +4990,176 @@
         <w:t xml:space="preserve">)</w:t>
       </w:r>
     </w:p>
+    <w:p>
+      <w:pPr>
+        <w:pStyle w:val="SourceCode"/>
+      </w:pPr>
+      <w:r>
+        <w:rPr>
+          <w:rStyle w:val="VerbatimChar"/>
+        </w:rPr>
+        <w:t xml:space="preserve">Sectores económicos:</w:t>
+      </w:r>
+      <w:r>
+        <w:br/>
+      </w:r>
+      <w:r>
+        <w:rPr>
+          <w:rStyle w:val="VerbatimChar"/>
+        </w:rPr>
+        <w:t xml:space="preserve">  - Agricultura</w:t>
+      </w:r>
+      <w:r>
+        <w:br/>
+      </w:r>
+      <w:r>
+        <w:rPr>
+          <w:rStyle w:val="VerbatimChar"/>
+        </w:rPr>
+        <w:t xml:space="preserve">  - Minería</w:t>
+      </w:r>
+      <w:r>
+        <w:br/>
+      </w:r>
+      <w:r>
+        <w:rPr>
+          <w:rStyle w:val="VerbatimChar"/>
+        </w:rPr>
+        <w:t xml:space="preserve">  - Manufactura</w:t>
+      </w:r>
+      <w:r>
+        <w:br/>
+      </w:r>
+      <w:r>
+        <w:rPr>
+          <w:rStyle w:val="VerbatimChar"/>
+        </w:rPr>
+        <w:t xml:space="preserve">  - Servicios</w:t>
+      </w:r>
+      <w:r>
+        <w:br/>
+      </w:r>
+      <w:r>
+        <w:rPr>
+          <w:rStyle w:val="VerbatimChar"/>
+        </w:rPr>
+        <w:t xml:space="preserve">  - Construcción</w:t>
+      </w:r>
+      <w:r>
+        <w:br/>
+      </w:r>
+      <w:r>
+        <w:br/>
+      </w:r>
+      <w:r>
+        <w:rPr>
+          <w:rStyle w:val="VerbatimChar"/>
+        </w:rPr>
+        <w:t xml:space="preserve">Sectores con índice:</w:t>
+      </w:r>
+      <w:r>
+        <w:br/>
+      </w:r>
+      <w:r>
+        <w:rPr>
+          <w:rStyle w:val="VerbatimChar"/>
+        </w:rPr>
+        <w:t xml:space="preserve">1. Agricultura</w:t>
+      </w:r>
+      <w:r>
+        <w:br/>
+      </w:r>
+      <w:r>
+        <w:rPr>
+          <w:rStyle w:val="VerbatimChar"/>
+        </w:rPr>
+        <w:t xml:space="preserve">2. Minería</w:t>
+      </w:r>
+      <w:r>
+        <w:br/>
+      </w:r>
+      <w:r>
+        <w:rPr>
+          <w:rStyle w:val="VerbatimChar"/>
+        </w:rPr>
+        <w:t xml:space="preserve">3. Manufactura</w:t>
+      </w:r>
+      <w:r>
+        <w:br/>
+      </w:r>
+      <w:r>
+        <w:rPr>
+          <w:rStyle w:val="VerbatimChar"/>
+        </w:rPr>
+        <w:t xml:space="preserve">4. Servicios</w:t>
+      </w:r>
+      <w:r>
+        <w:br/>
+      </w:r>
+      <w:r>
+        <w:rPr>
+          <w:rStyle w:val="VerbatimChar"/>
+        </w:rPr>
+        <w:t xml:space="preserve">5. Construcción</w:t>
+      </w:r>
+      <w:r>
+        <w:br/>
+      </w:r>
+      <w:r>
+        <w:br/>
+      </w:r>
+      <w:r>
+        <w:rPr>
+          <w:rStyle w:val="VerbatimChar"/>
+        </w:rPr>
+        <w:t xml:space="preserve">Desde el segundo sector:</w:t>
+      </w:r>
+      <w:r>
+        <w:br/>
+      </w:r>
+      <w:r>
+        <w:rPr>
+          <w:rStyle w:val="VerbatimChar"/>
+        </w:rPr>
+        <w:t xml:space="preserve">1. Agricultura</w:t>
+      </w:r>
+      <w:r>
+        <w:br/>
+      </w:r>
+      <w:r>
+        <w:rPr>
+          <w:rStyle w:val="VerbatimChar"/>
+        </w:rPr>
+        <w:t xml:space="preserve">2. Minería</w:t>
+      </w:r>
+      <w:r>
+        <w:br/>
+      </w:r>
+      <w:r>
+        <w:rPr>
+          <w:rStyle w:val="VerbatimChar"/>
+        </w:rPr>
+        <w:t xml:space="preserve">3. Manufactura</w:t>
+      </w:r>
+      <w:r>
+        <w:br/>
+      </w:r>
+      <w:r>
+        <w:rPr>
+          <w:rStyle w:val="VerbatimChar"/>
+        </w:rPr>
+        <w:t xml:space="preserve">4. Servicios</w:t>
+      </w:r>
+      <w:r>
+        <w:br/>
+      </w:r>
+      <w:r>
+        <w:rPr>
+          <w:rStyle w:val="VerbatimChar"/>
+        </w:rPr>
+        <w:t xml:space="preserve">5. Construcción</w:t>
+      </w:r>
+    </w:p>
     <w:bookmarkEnd w:id="35"/>
     <w:bookmarkStart w:id="36" w:name="iterar-sobre-tuplas"/>
     <w:p>
@@ -4470,6 +5362,53 @@
           <w:rStyle w:val="NormalTok"/>
         </w:rPr>
         <w:t xml:space="preserve">)</w:t>
+      </w:r>
+    </w:p>
+    <w:p>
+      <w:pPr>
+        <w:pStyle w:val="SourceCode"/>
+      </w:pPr>
+      <w:r>
+        <w:rPr>
+          <w:rStyle w:val="VerbatimChar"/>
+        </w:rPr>
+        <w:t xml:space="preserve">Indicadores macroeconómicos:</w:t>
+      </w:r>
+      <w:r>
+        <w:br/>
+      </w:r>
+      <w:r>
+        <w:rPr>
+          <w:rStyle w:val="VerbatimChar"/>
+        </w:rPr>
+        <w:t xml:space="preserve">  PIB</w:t>
+      </w:r>
+      <w:r>
+        <w:br/>
+      </w:r>
+      <w:r>
+        <w:rPr>
+          <w:rStyle w:val="VerbatimChar"/>
+        </w:rPr>
+        <w:t xml:space="preserve">  Inflación</w:t>
+      </w:r>
+      <w:r>
+        <w:br/>
+      </w:r>
+      <w:r>
+        <w:rPr>
+          <w:rStyle w:val="VerbatimChar"/>
+        </w:rPr>
+        <w:t xml:space="preserve">  Desempleo</w:t>
+      </w:r>
+      <w:r>
+        <w:br/>
+      </w:r>
+      <w:r>
+        <w:rPr>
+          <w:rStyle w:val="VerbatimChar"/>
+        </w:rPr>
+        <w:t xml:space="preserve">  Tipo de cambio</w:t>
       </w:r>
     </w:p>
     <w:bookmarkEnd w:id="36"/>
@@ -5498,6 +6437,197 @@
         <w:t xml:space="preserve">)</w:t>
       </w:r>
     </w:p>
+    <w:p>
+      <w:pPr>
+        <w:pStyle w:val="SourceCode"/>
+      </w:pPr>
+      <w:r>
+        <w:rPr>
+          <w:rStyle w:val="VerbatimChar"/>
+        </w:rPr>
+        <w:t xml:space="preserve">Claves:</w:t>
+      </w:r>
+      <w:r>
+        <w:br/>
+      </w:r>
+      <w:r>
+        <w:rPr>
+          <w:rStyle w:val="VerbatimChar"/>
+        </w:rPr>
+        <w:t xml:space="preserve">  pib</w:t>
+      </w:r>
+      <w:r>
+        <w:br/>
+      </w:r>
+      <w:r>
+        <w:rPr>
+          <w:rStyle w:val="VerbatimChar"/>
+        </w:rPr>
+        <w:t xml:space="preserve">  poblacion</w:t>
+      </w:r>
+      <w:r>
+        <w:br/>
+      </w:r>
+      <w:r>
+        <w:rPr>
+          <w:rStyle w:val="VerbatimChar"/>
+        </w:rPr>
+        <w:t xml:space="preserve">  inflacion</w:t>
+      </w:r>
+      <w:r>
+        <w:br/>
+      </w:r>
+      <w:r>
+        <w:rPr>
+          <w:rStyle w:val="VerbatimChar"/>
+        </w:rPr>
+        <w:t xml:space="preserve">  desempleo</w:t>
+      </w:r>
+      <w:r>
+        <w:br/>
+      </w:r>
+      <w:r>
+        <w:br/>
+      </w:r>
+      <w:r>
+        <w:rPr>
+          <w:rStyle w:val="VerbatimChar"/>
+        </w:rPr>
+        <w:t xml:space="preserve">Valores:</w:t>
+      </w:r>
+      <w:r>
+        <w:br/>
+      </w:r>
+      <w:r>
+        <w:rPr>
+          <w:rStyle w:val="VerbatimChar"/>
+        </w:rPr>
+        <w:t xml:space="preserve">  242632</w:t>
+      </w:r>
+      <w:r>
+        <w:br/>
+      </w:r>
+      <w:r>
+        <w:rPr>
+          <w:rStyle w:val="VerbatimChar"/>
+        </w:rPr>
+        <w:t xml:space="preserve">  33715471</w:t>
+      </w:r>
+      <w:r>
+        <w:br/>
+      </w:r>
+      <w:r>
+        <w:rPr>
+          <w:rStyle w:val="VerbatimChar"/>
+        </w:rPr>
+        <w:t xml:space="preserve">  3.5</w:t>
+      </w:r>
+      <w:r>
+        <w:br/>
+      </w:r>
+      <w:r>
+        <w:rPr>
+          <w:rStyle w:val="VerbatimChar"/>
+        </w:rPr>
+        <w:t xml:space="preserve">  7.2</w:t>
+      </w:r>
+      <w:r>
+        <w:br/>
+      </w:r>
+      <w:r>
+        <w:br/>
+      </w:r>
+      <w:r>
+        <w:rPr>
+          <w:rStyle w:val="VerbatimChar"/>
+        </w:rPr>
+        <w:t xml:space="preserve">Indicadores del Perú:</w:t>
+      </w:r>
+      <w:r>
+        <w:br/>
+      </w:r>
+      <w:r>
+        <w:rPr>
+          <w:rStyle w:val="VerbatimChar"/>
+        </w:rPr>
+        <w:t xml:space="preserve">  pib: 242632</w:t>
+      </w:r>
+      <w:r>
+        <w:br/>
+      </w:r>
+      <w:r>
+        <w:rPr>
+          <w:rStyle w:val="VerbatimChar"/>
+        </w:rPr>
+        <w:t xml:space="preserve">  poblacion: 33715471</w:t>
+      </w:r>
+      <w:r>
+        <w:br/>
+      </w:r>
+      <w:r>
+        <w:rPr>
+          <w:rStyle w:val="VerbatimChar"/>
+        </w:rPr>
+        <w:t xml:space="preserve">  inflacion: 3.5</w:t>
+      </w:r>
+      <w:r>
+        <w:br/>
+      </w:r>
+      <w:r>
+        <w:rPr>
+          <w:rStyle w:val="VerbatimChar"/>
+        </w:rPr>
+        <w:t xml:space="preserve">  desempleo: 7.2</w:t>
+      </w:r>
+      <w:r>
+        <w:br/>
+      </w:r>
+      <w:r>
+        <w:br/>
+      </w:r>
+      <w:r>
+        <w:rPr>
+          <w:rStyle w:val="VerbatimChar"/>
+        </w:rPr>
+        <w:t xml:space="preserve">Reporte económico:</w:t>
+      </w:r>
+      <w:r>
+        <w:br/>
+      </w:r>
+      <w:r>
+        <w:rPr>
+          <w:rStyle w:val="VerbatimChar"/>
+        </w:rPr>
+        <w:t xml:space="preserve">  PIB: USD 242,632 millones</w:t>
+      </w:r>
+      <w:r>
+        <w:br/>
+      </w:r>
+      <w:r>
+        <w:rPr>
+          <w:rStyle w:val="VerbatimChar"/>
+        </w:rPr>
+        <w:t xml:space="preserve">  Población: 33,715,471 habitantes</w:t>
+      </w:r>
+      <w:r>
+        <w:br/>
+      </w:r>
+      <w:r>
+        <w:rPr>
+          <w:rStyle w:val="VerbatimChar"/>
+        </w:rPr>
+        <w:t xml:space="preserve">  Inflacion: 3.5%</w:t>
+      </w:r>
+      <w:r>
+        <w:br/>
+      </w:r>
+      <w:r>
+        <w:rPr>
+          <w:rStyle w:val="VerbatimChar"/>
+        </w:rPr>
+        <w:t xml:space="preserve">  Desempleo: 7.2%</w:t>
+      </w:r>
+    </w:p>
     <w:bookmarkEnd w:id="37"/>
     <w:bookmarkStart w:id="38" w:name="iterar-sobre-strings"/>
     <w:p>
@@ -6108,6 +7238,137 @@
           <w:rStyle w:val="NormalTok"/>
         </w:rPr>
         <w:t xml:space="preserve">)</w:t>
+      </w:r>
+    </w:p>
+    <w:p>
+      <w:pPr>
+        <w:pStyle w:val="SourceCode"/>
+      </w:pPr>
+      <w:r>
+        <w:rPr>
+          <w:rStyle w:val="VerbatimChar"/>
+        </w:rPr>
+        <w:t xml:space="preserve">Caracteres del código:</w:t>
+      </w:r>
+      <w:r>
+        <w:br/>
+      </w:r>
+      <w:r>
+        <w:rPr>
+          <w:rStyle w:val="VerbatimChar"/>
+        </w:rPr>
+        <w:t xml:space="preserve">C</w:t>
+      </w:r>
+      <w:r>
+        <w:br/>
+      </w:r>
+      <w:r>
+        <w:rPr>
+          <w:rStyle w:val="VerbatimChar"/>
+        </w:rPr>
+        <w:t xml:space="preserve">I</w:t>
+      </w:r>
+      <w:r>
+        <w:br/>
+      </w:r>
+      <w:r>
+        <w:rPr>
+          <w:rStyle w:val="VerbatimChar"/>
+        </w:rPr>
+        <w:t xml:space="preserve">I</w:t>
+      </w:r>
+      <w:r>
+        <w:br/>
+      </w:r>
+      <w:r>
+        <w:rPr>
+          <w:rStyle w:val="VerbatimChar"/>
+        </w:rPr>
+        <w:t xml:space="preserve">U</w:t>
+      </w:r>
+      <w:r>
+        <w:br/>
+      </w:r>
+      <w:r>
+        <w:rPr>
+          <w:rStyle w:val="VerbatimChar"/>
+        </w:rPr>
+        <w:t xml:space="preserve">-</w:t>
+      </w:r>
+      <w:r>
+        <w:br/>
+      </w:r>
+      <w:r>
+        <w:rPr>
+          <w:rStyle w:val="VerbatimChar"/>
+        </w:rPr>
+        <w:t xml:space="preserve">2</w:t>
+      </w:r>
+      <w:r>
+        <w:br/>
+      </w:r>
+      <w:r>
+        <w:rPr>
+          <w:rStyle w:val="VerbatimChar"/>
+        </w:rPr>
+        <w:t xml:space="preserve">0</w:t>
+      </w:r>
+      <w:r>
+        <w:br/>
+      </w:r>
+      <w:r>
+        <w:rPr>
+          <w:rStyle w:val="VerbatimChar"/>
+        </w:rPr>
+        <w:t xml:space="preserve">2</w:t>
+      </w:r>
+      <w:r>
+        <w:br/>
+      </w:r>
+      <w:r>
+        <w:rPr>
+          <w:rStyle w:val="VerbatimChar"/>
+        </w:rPr>
+        <w:t xml:space="preserve">3</w:t>
+      </w:r>
+      <w:r>
+        <w:br/>
+      </w:r>
+      <w:r>
+        <w:br/>
+      </w:r>
+      <w:r>
+        <w:rPr>
+          <w:rStyle w:val="VerbatimChar"/>
+        </w:rPr>
+        <w:t xml:space="preserve">Análisis del código 'CIIU-2023':</w:t>
+      </w:r>
+      <w:r>
+        <w:br/>
+      </w:r>
+      <w:r>
+        <w:rPr>
+          <w:rStyle w:val="VerbatimChar"/>
+        </w:rPr>
+        <w:t xml:space="preserve">  Letras: 4</w:t>
+      </w:r>
+      <w:r>
+        <w:br/>
+      </w:r>
+      <w:r>
+        <w:rPr>
+          <w:rStyle w:val="VerbatimChar"/>
+        </w:rPr>
+        <w:t xml:space="preserve">  Números: 4</w:t>
+      </w:r>
+      <w:r>
+        <w:br/>
+      </w:r>
+      <w:r>
+        <w:rPr>
+          <w:rStyle w:val="VerbatimChar"/>
+        </w:rPr>
+        <w:t xml:space="preserve">  Otros: 1</w:t>
       </w:r>
     </w:p>
     <w:bookmarkEnd w:id="38"/>
@@ -7037,6 +8298,68 @@
         <w:t xml:space="preserve">)</w:t>
       </w:r>
     </w:p>
+    <w:p>
+      <w:pPr>
+        <w:pStyle w:val="SourceCode"/>
+      </w:pPr>
+      <w:r>
+        <w:rPr>
+          <w:rStyle w:val="VerbatimChar"/>
+        </w:rPr>
+        <w:t xml:space="preserve">Con for: [0, 1, 4, 9, 16, 25, 36, 49, 64, 81]</w:t>
+      </w:r>
+      <w:r>
+        <w:br/>
+      </w:r>
+      <w:r>
+        <w:rPr>
+          <w:rStyle w:val="VerbatimChar"/>
+        </w:rPr>
+        <w:t xml:space="preserve">Con LC:  [0, 1, 4, 9, 16, 25, 36, 49, 64, 81]</w:t>
+      </w:r>
+      <w:r>
+        <w:br/>
+      </w:r>
+      <w:r>
+        <w:br/>
+      </w:r>
+      <w:r>
+        <w:rPr>
+          <w:rStyle w:val="VerbatimChar"/>
+        </w:rPr>
+        <w:t xml:space="preserve">Años: [2020, 2021, 2022, 2023, 2024, 2025, 2026, 2027, 2028, 2029]</w:t>
+      </w:r>
+      <w:r>
+        <w:br/>
+      </w:r>
+      <w:r>
+        <w:rPr>
+          <w:rStyle w:val="VerbatimChar"/>
+        </w:rPr>
+        <w:t xml:space="preserve">Años (str): ['2020', '2021', '2022', '2023', '2024', '2025', '2026', '2027', '2028', '2029']</w:t>
+      </w:r>
+      <w:r>
+        <w:br/>
+      </w:r>
+      <w:r>
+        <w:br/>
+      </w:r>
+      <w:r>
+        <w:rPr>
+          <w:rStyle w:val="VerbatimChar"/>
+        </w:rPr>
+        <w:t xml:space="preserve">Precios sin IGV: [100, 120, 150, 80, 95]</w:t>
+      </w:r>
+      <w:r>
+        <w:br/>
+      </w:r>
+      <w:r>
+        <w:rPr>
+          <w:rStyle w:val="VerbatimChar"/>
+        </w:rPr>
+        <w:t xml:space="preserve">Precios con IGV: [118.0, 141.6, 177.0, 94.39999999999999, 112.1]</w:t>
+      </w:r>
+    </w:p>
     <w:bookmarkEnd w:id="40"/>
     <w:bookmarkStart w:id="41" w:name="list-comprehension-con-condicionales"/>
     <w:p>
@@ -7845,6 +9168,44 @@
           <w:rStyle w:val="NormalTok"/>
         </w:rPr>
         <w:t xml:space="preserve">)</w:t>
+      </w:r>
+    </w:p>
+    <w:p>
+      <w:pPr>
+        <w:pStyle w:val="SourceCode"/>
+      </w:pPr>
+      <w:r>
+        <w:rPr>
+          <w:rStyle w:val="VerbatimChar"/>
+        </w:rPr>
+        <w:t xml:space="preserve">Pares: [0, 2, 4, 6, 8, 10, 12, 14, 16, 18]</w:t>
+      </w:r>
+      <w:r>
+        <w:br/>
+      </w:r>
+      <w:r>
+        <w:rPr>
+          <w:rStyle w:val="VerbatimChar"/>
+        </w:rPr>
+        <w:t xml:space="preserve">Impares: [1, 3, 5, 7, 9, 11, 13, 15, 17, 19]</w:t>
+      </w:r>
+      <w:r>
+        <w:br/>
+      </w:r>
+      <w:r>
+        <w:rPr>
+          <w:rStyle w:val="VerbatimChar"/>
+        </w:rPr>
+        <w:t xml:space="preserve">Múltiplos de 3: [0, 3, 6, 9, 12, 15, 18]</w:t>
+      </w:r>
+      <w:r>
+        <w:br/>
+      </w:r>
+      <w:r>
+        <w:rPr>
+          <w:rStyle w:val="VerbatimChar"/>
+        </w:rPr>
+        <w:t xml:space="preserve">Múltiplos de 2 o 3: [0, 2, 3, 4, 6, 8, 9, 10, 12, 14, 15, 16, 18]</w:t>
       </w:r>
     </w:p>
     <w:bookmarkEnd w:id="41"/>
@@ -9104,6 +10465,140 @@
         <w:t xml:space="preserve">)</w:t>
       </w:r>
     </w:p>
+    <w:p>
+      <w:pPr>
+        <w:pStyle w:val="SourceCode"/>
+      </w:pPr>
+      <w:r>
+        <w:rPr>
+          <w:rStyle w:val="VerbatimChar"/>
+        </w:rPr>
+        <w:t xml:space="preserve">Grandes economías: [100000, 75000, 85000, 60000]</w:t>
+      </w:r>
+      <w:r>
+        <w:br/>
+      </w:r>
+      <w:r>
+        <w:br/>
+      </w:r>
+      <w:r>
+        <w:rPr>
+          <w:rStyle w:val="VerbatimChar"/>
+        </w:rPr>
+        <w:t xml:space="preserve">Variaciones de precios:</w:t>
+      </w:r>
+      <w:r>
+        <w:br/>
+      </w:r>
+      <w:r>
+        <w:rPr>
+          <w:rStyle w:val="VerbatimChar"/>
+        </w:rPr>
+        <w:t xml:space="preserve">  Producto 1: +5.00%</w:t>
+      </w:r>
+      <w:r>
+        <w:br/>
+      </w:r>
+      <w:r>
+        <w:rPr>
+          <w:rStyle w:val="VerbatimChar"/>
+        </w:rPr>
+        <w:t xml:space="preserve">  Producto 2: +4.76%</w:t>
+      </w:r>
+      <w:r>
+        <w:br/>
+      </w:r>
+      <w:r>
+        <w:rPr>
+          <w:rStyle w:val="VerbatimChar"/>
+        </w:rPr>
+        <w:t xml:space="preserve">  Producto 3: +4.55%</w:t>
+      </w:r>
+      <w:r>
+        <w:br/>
+      </w:r>
+      <w:r>
+        <w:rPr>
+          <w:rStyle w:val="VerbatimChar"/>
+        </w:rPr>
+        <w:t xml:space="preserve">  Producto 4: +3.70%</w:t>
+      </w:r>
+      <w:r>
+        <w:br/>
+      </w:r>
+      <w:r>
+        <w:rPr>
+          <w:rStyle w:val="VerbatimChar"/>
+        </w:rPr>
+        <w:t xml:space="preserve">  Producto 5: +5.36%</w:t>
+      </w:r>
+      <w:r>
+        <w:br/>
+      </w:r>
+      <w:r>
+        <w:br/>
+      </w:r>
+      <w:r>
+        <w:rPr>
+          <w:rStyle w:val="VerbatimChar"/>
+        </w:rPr>
+        <w:t xml:space="preserve">Clasificación de empresas:</w:t>
+      </w:r>
+      <w:r>
+        <w:br/>
+      </w:r>
+      <w:r>
+        <w:rPr>
+          <w:rStyle w:val="VerbatimChar"/>
+        </w:rPr>
+        <w:t xml:space="preserve">  Empresa 1: S/ 500,000 - Pequeña</w:t>
+      </w:r>
+      <w:r>
+        <w:br/>
+      </w:r>
+      <w:r>
+        <w:rPr>
+          <w:rStyle w:val="VerbatimChar"/>
+        </w:rPr>
+        <w:t xml:space="preserve">  Empresa 2: S/ 2,000,000 - Mediana</w:t>
+      </w:r>
+      <w:r>
+        <w:br/>
+      </w:r>
+      <w:r>
+        <w:rPr>
+          <w:rStyle w:val="VerbatimChar"/>
+        </w:rPr>
+        <w:t xml:space="preserve">  Empresa 3: S/ 15,000,000 - Grande</w:t>
+      </w:r>
+      <w:r>
+        <w:br/>
+      </w:r>
+      <w:r>
+        <w:rPr>
+          <w:rStyle w:val="VerbatimChar"/>
+        </w:rPr>
+        <w:t xml:space="preserve">  Empresa 4: S/ 800,000 - Pequeña</w:t>
+      </w:r>
+      <w:r>
+        <w:br/>
+      </w:r>
+      <w:r>
+        <w:rPr>
+          <w:rStyle w:val="VerbatimChar"/>
+        </w:rPr>
+        <w:t xml:space="preserve">  Empresa 5: S/ 25,000,000 - Grande</w:t>
+      </w:r>
+      <w:r>
+        <w:br/>
+      </w:r>
+      <w:r>
+        <w:rPr>
+          <w:rStyle w:val="VerbatimChar"/>
+        </w:rPr>
+        <w:t xml:space="preserve">  Empresa 6: S/ 1,200,000 - Mediana</w:t>
+      </w:r>
+    </w:p>
     <w:bookmarkEnd w:id="42"/>
     <w:bookmarkStart w:id="43" w:name="comprehensions-anidadas"/>
     <w:p>
@@ -9654,6 +11149,83 @@
           <w:rStyle w:val="NormalTok"/>
         </w:rPr>
         <w:t xml:space="preserve">)</w:t>
+      </w:r>
+    </w:p>
+    <w:p>
+      <w:pPr>
+        <w:pStyle w:val="SourceCode"/>
+      </w:pPr>
+      <w:r>
+        <w:rPr>
+          <w:rStyle w:val="VerbatimChar"/>
+        </w:rPr>
+        <w:t xml:space="preserve">Matriz de multiplicación:</w:t>
+      </w:r>
+      <w:r>
+        <w:br/>
+      </w:r>
+      <w:r>
+        <w:rPr>
+          <w:rStyle w:val="VerbatimChar"/>
+        </w:rPr>
+        <w:t xml:space="preserve">[0, 0, 0, 0, 0]</w:t>
+      </w:r>
+      <w:r>
+        <w:br/>
+      </w:r>
+      <w:r>
+        <w:rPr>
+          <w:rStyle w:val="VerbatimChar"/>
+        </w:rPr>
+        <w:t xml:space="preserve">[0, 1, 2, 3, 4]</w:t>
+      </w:r>
+      <w:r>
+        <w:br/>
+      </w:r>
+      <w:r>
+        <w:rPr>
+          <w:rStyle w:val="VerbatimChar"/>
+        </w:rPr>
+        <w:t xml:space="preserve">[0, 2, 4, 6, 8]</w:t>
+      </w:r>
+      <w:r>
+        <w:br/>
+      </w:r>
+      <w:r>
+        <w:rPr>
+          <w:rStyle w:val="VerbatimChar"/>
+        </w:rPr>
+        <w:t xml:space="preserve">[0, 3, 6, 9, 12]</w:t>
+      </w:r>
+      <w:r>
+        <w:br/>
+      </w:r>
+      <w:r>
+        <w:rPr>
+          <w:rStyle w:val="VerbatimChar"/>
+        </w:rPr>
+        <w:t xml:space="preserve">[0, 4, 8, 12, 16]</w:t>
+      </w:r>
+      <w:r>
+        <w:br/>
+      </w:r>
+      <w:r>
+        <w:br/>
+      </w:r>
+      <w:r>
+        <w:rPr>
+          <w:rStyle w:val="VerbatimChar"/>
+        </w:rPr>
+        <w:t xml:space="preserve">Lista anidada: [[1, 2, 3], [4, 5, 6], [7, 8, 9]]</w:t>
+      </w:r>
+      <w:r>
+        <w:br/>
+      </w:r>
+      <w:r>
+        <w:rPr>
+          <w:rStyle w:val="VerbatimChar"/>
+        </w:rPr>
+        <w:t xml:space="preserve">Lista plana: [1, 2, 3, 4, 5, 6, 7, 8, 9]</w:t>
       </w:r>
     </w:p>
     <w:bookmarkEnd w:id="43"/>
@@ -10488,6 +12060,41 @@
           <w:rStyle w:val="NormalTok"/>
         </w:rPr>
         <w:t xml:space="preserve">)</w:t>
+      </w:r>
+    </w:p>
+    <w:p>
+      <w:pPr>
+        <w:pStyle w:val="SourceCode"/>
+      </w:pPr>
+      <w:r>
+        <w:rPr>
+          <w:rStyle w:val="VerbatimChar"/>
+        </w:rPr>
+        <w:t xml:space="preserve">Cuadrados: {0: 0, 1: 1, 2: 4, 3: 9, 4: 16, 5: 25}</w:t>
+      </w:r>
+      <w:r>
+        <w:br/>
+      </w:r>
+      <w:r>
+        <w:br/>
+      </w:r>
+      <w:r>
+        <w:rPr>
+          <w:rStyle w:val="VerbatimChar"/>
+        </w:rPr>
+        <w:t xml:space="preserve">Catálogo: {'A': 10, 'B': 15, 'C': 20, 'D': 25, 'E': 30}</w:t>
+      </w:r>
+      <w:r>
+        <w:br/>
+      </w:r>
+      <w:r>
+        <w:br/>
+      </w:r>
+      <w:r>
+        <w:rPr>
+          <w:rStyle w:val="VerbatimChar"/>
+        </w:rPr>
+        <w:t xml:space="preserve">Grandes valores: {'pib': 242632, 'poblacion': 33715471, 'reservas': 74500}</w:t>
       </w:r>
     </w:p>
     <w:bookmarkEnd w:id="44"/>
@@ -11624,6 +13231,65 @@
         <w:t xml:space="preserve">)</w:t>
       </w:r>
     </w:p>
+    <w:p>
+      <w:pPr>
+        <w:pStyle w:val="SourceCode"/>
+      </w:pPr>
+      <w:r>
+        <w:rPr>
+          <w:rStyle w:val="VerbatimChar"/>
+        </w:rPr>
+        <w:t xml:space="preserve">Ingresos: S/ 4,700.00</w:t>
+      </w:r>
+      <w:r>
+        <w:br/>
+      </w:r>
+      <w:r>
+        <w:rPr>
+          <w:rStyle w:val="VerbatimChar"/>
+        </w:rPr>
+        <w:t xml:space="preserve">Gastos: S/ 1,300.00</w:t>
+      </w:r>
+      <w:r>
+        <w:br/>
+      </w:r>
+      <w:r>
+        <w:rPr>
+          <w:rStyle w:val="VerbatimChar"/>
+        </w:rPr>
+        <w:t xml:space="preserve">Balance: S/ 3,400.00</w:t>
+      </w:r>
+      <w:r>
+        <w:br/>
+      </w:r>
+      <w:r>
+        <w:br/>
+      </w:r>
+      <w:r>
+        <w:rPr>
+          <w:rStyle w:val="VerbatimChar"/>
+        </w:rPr>
+        <w:t xml:space="preserve">Con LC:</w:t>
+      </w:r>
+      <w:r>
+        <w:br/>
+      </w:r>
+      <w:r>
+        <w:rPr>
+          <w:rStyle w:val="VerbatimChar"/>
+        </w:rPr>
+        <w:t xml:space="preserve">Ingresos: S/ 4,700.00</w:t>
+      </w:r>
+      <w:r>
+        <w:br/>
+      </w:r>
+      <w:r>
+        <w:rPr>
+          <w:rStyle w:val="VerbatimChar"/>
+        </w:rPr>
+        <w:t xml:space="preserve">Gastos: S/ 1,300.00</w:t>
+      </w:r>
+    </w:p>
     <w:bookmarkEnd w:id="46"/>
     <w:bookmarkStart w:id="47" w:name="transformación-condicional"/>
     <w:p>
@@ -12429,6 +14095,173 @@
           <w:rStyle w:val="NormalTok"/>
         </w:rPr>
         <w:t xml:space="preserve">)</w:t>
+      </w:r>
+    </w:p>
+    <w:p>
+      <w:pPr>
+        <w:pStyle w:val="SourceCode"/>
+      </w:pPr>
+      <w:r>
+        <w:rPr>
+          <w:rStyle w:val="VerbatimChar"/>
+        </w:rPr>
+        <w:t xml:space="preserve">Lista de trabajadores:</w:t>
+      </w:r>
+      <w:r>
+        <w:br/>
+      </w:r>
+      <w:r>
+        <w:rPr>
+          <w:rStyle w:val="VerbatimChar"/>
+        </w:rPr>
+        <w:t xml:space="preserve">  Trabajadora: María</w:t>
+      </w:r>
+      <w:r>
+        <w:br/>
+      </w:r>
+      <w:r>
+        <w:rPr>
+          <w:rStyle w:val="VerbatimChar"/>
+        </w:rPr>
+        <w:t xml:space="preserve">  Trabajador: Juan</w:t>
+      </w:r>
+      <w:r>
+        <w:br/>
+      </w:r>
+      <w:r>
+        <w:rPr>
+          <w:rStyle w:val="VerbatimChar"/>
+        </w:rPr>
+        <w:t xml:space="preserve">  Trabajador: Carmen</w:t>
+      </w:r>
+      <w:r>
+        <w:br/>
+      </w:r>
+      <w:r>
+        <w:rPr>
+          <w:rStyle w:val="VerbatimChar"/>
+        </w:rPr>
+        <w:t xml:space="preserve">  Trabajador: Pedro</w:t>
+      </w:r>
+      <w:r>
+        <w:br/>
+      </w:r>
+      <w:r>
+        <w:rPr>
+          <w:rStyle w:val="VerbatimChar"/>
+        </w:rPr>
+        <w:t xml:space="preserve">  Trabajadora: Rosa</w:t>
+      </w:r>
+      <w:r>
+        <w:br/>
+      </w:r>
+      <w:r>
+        <w:rPr>
+          <w:rStyle w:val="VerbatimChar"/>
+        </w:rPr>
+        <w:t xml:space="preserve">  Trabajador: Carlos</w:t>
+      </w:r>
+      <w:r>
+        <w:br/>
+      </w:r>
+      <w:r>
+        <w:rPr>
+          <w:rStyle w:val="VerbatimChar"/>
+        </w:rPr>
+        <w:t xml:space="preserve">  Trabajadora: Ana</w:t>
+      </w:r>
+      <w:r>
+        <w:br/>
+      </w:r>
+      <w:r>
+        <w:rPr>
+          <w:rStyle w:val="VerbatimChar"/>
+        </w:rPr>
+        <w:t xml:space="preserve">  Trabajador: Miguel</w:t>
+      </w:r>
+      <w:r>
+        <w:br/>
+      </w:r>
+      <w:r>
+        <w:br/>
+      </w:r>
+      <w:r>
+        <w:rPr>
+          <w:rStyle w:val="VerbatimChar"/>
+        </w:rPr>
+        <w:t xml:space="preserve">Con LC:</w:t>
+      </w:r>
+      <w:r>
+        <w:br/>
+      </w:r>
+      <w:r>
+        <w:rPr>
+          <w:rStyle w:val="VerbatimChar"/>
+        </w:rPr>
+        <w:t xml:space="preserve">  Trabajadora: María</w:t>
+      </w:r>
+      <w:r>
+        <w:br/>
+      </w:r>
+      <w:r>
+        <w:rPr>
+          <w:rStyle w:val="VerbatimChar"/>
+        </w:rPr>
+        <w:t xml:space="preserve">  Trabajador: Juan</w:t>
+      </w:r>
+      <w:r>
+        <w:br/>
+      </w:r>
+      <w:r>
+        <w:rPr>
+          <w:rStyle w:val="VerbatimChar"/>
+        </w:rPr>
+        <w:t xml:space="preserve">  Trabajador: Carmen</w:t>
+      </w:r>
+      <w:r>
+        <w:br/>
+      </w:r>
+      <w:r>
+        <w:rPr>
+          <w:rStyle w:val="VerbatimChar"/>
+        </w:rPr>
+        <w:t xml:space="preserve">  Trabajador: Pedro</w:t>
+      </w:r>
+      <w:r>
+        <w:br/>
+      </w:r>
+      <w:r>
+        <w:rPr>
+          <w:rStyle w:val="VerbatimChar"/>
+        </w:rPr>
+        <w:t xml:space="preserve">  Trabajadora: Rosa</w:t>
+      </w:r>
+      <w:r>
+        <w:br/>
+      </w:r>
+      <w:r>
+        <w:rPr>
+          <w:rStyle w:val="VerbatimChar"/>
+        </w:rPr>
+        <w:t xml:space="preserve">  Trabajador: Carlos</w:t>
+      </w:r>
+      <w:r>
+        <w:br/>
+      </w:r>
+      <w:r>
+        <w:rPr>
+          <w:rStyle w:val="VerbatimChar"/>
+        </w:rPr>
+        <w:t xml:space="preserve">  Trabajadora: Ana</w:t>
+      </w:r>
+      <w:r>
+        <w:br/>
+      </w:r>
+      <w:r>
+        <w:rPr>
+          <w:rStyle w:val="VerbatimChar"/>
+        </w:rPr>
+        <w:t xml:space="preserve">  Trabajador: Miguel</w:t>
       </w:r>
     </w:p>
     <w:bookmarkEnd w:id="47"/>
@@ -13125,6 +14958,44 @@
           <w:rStyle w:val="NormalTok"/>
         </w:rPr>
         <w:t xml:space="preserve">)</w:t>
+      </w:r>
+    </w:p>
+    <w:p>
+      <w:pPr>
+        <w:pStyle w:val="SourceCode"/>
+      </w:pPr>
+      <w:r>
+        <w:rPr>
+          <w:rStyle w:val="VerbatimChar"/>
+        </w:rPr>
+        <w:t xml:space="preserve">Pares: [2, 4, 6, 8, 10, 12, 14, 16, 18, 20]</w:t>
+      </w:r>
+      <w:r>
+        <w:br/>
+      </w:r>
+      <w:r>
+        <w:rPr>
+          <w:rStyle w:val="VerbatimChar"/>
+        </w:rPr>
+        <w:t xml:space="preserve">Impares: [1, 3, 5, 7, 9, 11, 13, 15, 17, 19]</w:t>
+      </w:r>
+      <w:r>
+        <w:br/>
+      </w:r>
+      <w:r>
+        <w:rPr>
+          <w:rStyle w:val="VerbatimChar"/>
+        </w:rPr>
+        <w:t xml:space="preserve">Múltiplos de 3: [3, 6, 9, 12, 15, 18]</w:t>
+      </w:r>
+      <w:r>
+        <w:br/>
+      </w:r>
+      <w:r>
+        <w:rPr>
+          <w:rStyle w:val="VerbatimChar"/>
+        </w:rPr>
+        <w:t xml:space="preserve">Múltiplos de 5: [5, 10, 15, 20]</w:t>
       </w:r>
     </w:p>
     <w:bookmarkEnd w:id="48"/>
@@ -13646,6 +15517,53 @@
         <w:t xml:space="preserve">)</w:t>
       </w:r>
     </w:p>
+    <w:p>
+      <w:pPr>
+        <w:pStyle w:val="SourceCode"/>
+      </w:pPr>
+      <w:r>
+        <w:rPr>
+          <w:rStyle w:val="VerbatimChar"/>
+        </w:rPr>
+        <w:t xml:space="preserve">Datos económicos de países:</w:t>
+      </w:r>
+      <w:r>
+        <w:br/>
+      </w:r>
+      <w:r>
+        <w:rPr>
+          <w:rStyle w:val="VerbatimChar"/>
+        </w:rPr>
+        <w:t xml:space="preserve">Perú         - PIB: USD 242,632 M - Pob: 33,715,471 - PIB/c: USD 7,196</w:t>
+      </w:r>
+      <w:r>
+        <w:br/>
+      </w:r>
+      <w:r>
+        <w:rPr>
+          <w:rStyle w:val="VerbatimChar"/>
+        </w:rPr>
+        <w:t xml:space="preserve">Chile        - PIB: USD 301,000 M - Pob: 19,493,184 - PIB/c: USD 15,441</w:t>
+      </w:r>
+      <w:r>
+        <w:br/>
+      </w:r>
+      <w:r>
+        <w:rPr>
+          <w:rStyle w:val="VerbatimChar"/>
+        </w:rPr>
+        <w:t xml:space="preserve">Argentina    - PIB: USD 487,000 M - Pob: 45,810,000 - PIB/c: USD 10,631</w:t>
+      </w:r>
+      <w:r>
+        <w:br/>
+      </w:r>
+      <w:r>
+        <w:rPr>
+          <w:rStyle w:val="VerbatimChar"/>
+        </w:rPr>
+        <w:t xml:space="preserve">Colombia     - PIB: USD 314,000 M - Pob: 51,516,562 - PIB/c: USD 6,095</w:t>
+      </w:r>
+    </w:p>
     <w:bookmarkEnd w:id="50"/>
     <w:bookmarkStart w:id="51" w:name="aplicaciones-económicas-2"/>
     <w:p>
@@ -15324,6 +17242,167 @@
           <w:rStyle w:val="NormalTok"/>
         </w:rPr>
         <w:t xml:space="preserve">)</w:t>
+      </w:r>
+    </w:p>
+    <w:p>
+      <w:pPr>
+        <w:pStyle w:val="SourceCode"/>
+      </w:pPr>
+      <w:r>
+        <w:rPr>
+          <w:rStyle w:val="VerbatimChar"/>
+        </w:rPr>
+        <w:t xml:space="preserve">Análisis mensual de rentabilidad:</w:t>
+      </w:r>
+      <w:r>
+        <w:br/>
+      </w:r>
+      <w:r>
+        <w:rPr>
+          <w:rStyle w:val="VerbatimChar"/>
+        </w:rPr>
+        <w:t xml:space="preserve">Mes       Ventas     Costos   Utilidad   Margen</w:t>
+      </w:r>
+      <w:r>
+        <w:br/>
+      </w:r>
+      <w:r>
+        <w:rPr>
+          <w:rStyle w:val="VerbatimChar"/>
+        </w:rPr>
+        <w:t xml:space="preserve">--------------------------------------------------</w:t>
+      </w:r>
+      <w:r>
+        <w:br/>
+      </w:r>
+      <w:r>
+        <w:rPr>
+          <w:rStyle w:val="VerbatimChar"/>
+        </w:rPr>
+        <w:t xml:space="preserve">Ene       45,000     30,000     15,000    33.3%</w:t>
+      </w:r>
+      <w:r>
+        <w:br/>
+      </w:r>
+      <w:r>
+        <w:rPr>
+          <w:rStyle w:val="VerbatimChar"/>
+        </w:rPr>
+        <w:t xml:space="preserve">Feb       52,000     35,000     17,000    32.7%</w:t>
+      </w:r>
+      <w:r>
+        <w:br/>
+      </w:r>
+      <w:r>
+        <w:rPr>
+          <w:rStyle w:val="VerbatimChar"/>
+        </w:rPr>
+        <w:t xml:space="preserve">Mar       48,000     32,000     16,000    33.3%</w:t>
+      </w:r>
+      <w:r>
+        <w:br/>
+      </w:r>
+      <w:r>
+        <w:rPr>
+          <w:rStyle w:val="VerbatimChar"/>
+        </w:rPr>
+        <w:t xml:space="preserve">Abr       55,000     37,000     18,000    32.7%</w:t>
+      </w:r>
+      <w:r>
+        <w:br/>
+      </w:r>
+      <w:r>
+        <w:rPr>
+          <w:rStyle w:val="VerbatimChar"/>
+        </w:rPr>
+        <w:t xml:space="preserve">May       60,000     40,000     20,000    33.3%</w:t>
+      </w:r>
+      <w:r>
+        <w:br/>
+      </w:r>
+      <w:r>
+        <w:rPr>
+          <w:rStyle w:val="VerbatimChar"/>
+        </w:rPr>
+        <w:t xml:space="preserve">Jun       58,000     39,000     19,000    32.8%</w:t>
+      </w:r>
+      <w:r>
+        <w:br/>
+      </w:r>
+      <w:r>
+        <w:br/>
+      </w:r>
+      <w:r>
+        <w:br/>
+      </w:r>
+      <w:r>
+        <w:rPr>
+          <w:rStyle w:val="VerbatimChar"/>
+        </w:rPr>
+        <w:t xml:space="preserve">Análisis de ejecución presupuestaria:</w:t>
+      </w:r>
+      <w:r>
+        <w:br/>
+      </w:r>
+      <w:r>
+        <w:rPr>
+          <w:rStyle w:val="VerbatimChar"/>
+        </w:rPr>
+        <w:t xml:space="preserve">Categoría       Presup.    Gastado       Dif.      %</w:t>
+      </w:r>
+      <w:r>
+        <w:br/>
+      </w:r>
+      <w:r>
+        <w:rPr>
+          <w:rStyle w:val="VerbatimChar"/>
+        </w:rPr>
+        <w:t xml:space="preserve">-------------------------------------------------------</w:t>
+      </w:r>
+      <w:r>
+        <w:br/>
+      </w:r>
+      <w:r>
+        <w:rPr>
+          <w:rStyle w:val="VerbatimChar"/>
+        </w:rPr>
+        <w:t xml:space="preserve">Salarios         80,000     85,000 +    5,000 106.2%</w:t>
+      </w:r>
+      <w:r>
+        <w:br/>
+      </w:r>
+      <w:r>
+        <w:rPr>
+          <w:rStyle w:val="VerbatimChar"/>
+        </w:rPr>
+        <w:t xml:space="preserve">Alquiler         15,000     15,000         0 100.0%</w:t>
+      </w:r>
+      <w:r>
+        <w:br/>
+      </w:r>
+      <w:r>
+        <w:rPr>
+          <w:rStyle w:val="VerbatimChar"/>
+        </w:rPr>
+        <w:t xml:space="preserve">Servicios         8,000      7,500      -500  93.8%</w:t>
+      </w:r>
+      <w:r>
+        <w:br/>
+      </w:r>
+      <w:r>
+        <w:rPr>
+          <w:rStyle w:val="VerbatimChar"/>
+        </w:rPr>
+        <w:t xml:space="preserve">Marketing        12,000     14,000 +    2,000 116.7%</w:t>
+      </w:r>
+      <w:r>
+        <w:br/>
+      </w:r>
+      <w:r>
+        <w:rPr>
+          <w:rStyle w:val="VerbatimChar"/>
+        </w:rPr>
+        <w:t xml:space="preserve">Otros             5,000      4,800      -200  96.0%</w:t>
       </w:r>
     </w:p>
     <w:bookmarkEnd w:id="51"/>
@@ -15669,6 +17748,29 @@
           <w:rStyle w:val="NormalTok"/>
         </w:rPr>
         <w:t xml:space="preserve">)</w:t>
+      </w:r>
+    </w:p>
+    <w:p>
+      <w:pPr>
+        <w:pStyle w:val="SourceCode"/>
+      </w:pPr>
+      <w:r>
+        <w:rPr>
+          <w:rStyle w:val="VerbatimChar"/>
+        </w:rPr>
+        <w:t xml:space="preserve">Catálogo: {'Laptop': 2500, 'Mouse': 25, 'Teclado': 80, 'Monitor': 800}</w:t>
+      </w:r>
+      <w:r>
+        <w:br/>
+      </w:r>
+      <w:r>
+        <w:br/>
+      </w:r>
+      <w:r>
+        <w:rPr>
+          <w:rStyle w:val="VerbatimChar"/>
+        </w:rPr>
+        <w:t xml:space="preserve">Precio de Laptop: S/ 2,500.00</w:t>
       </w:r>
     </w:p>
     <w:bookmarkEnd w:id="52"/>
@@ -16208,6 +18310,83 @@
         <w:t xml:space="preserve">(fila)</w:t>
       </w:r>
     </w:p>
+    <w:p>
+      <w:pPr>
+        <w:pStyle w:val="SourceCode"/>
+      </w:pPr>
+      <w:r>
+        <w:rPr>
+          <w:rStyle w:val="VerbatimChar"/>
+        </w:rPr>
+        <w:t xml:space="preserve">Matriz de ceros:</w:t>
+      </w:r>
+      <w:r>
+        <w:br/>
+      </w:r>
+      <w:r>
+        <w:rPr>
+          <w:rStyle w:val="VerbatimChar"/>
+        </w:rPr>
+        <w:t xml:space="preserve">[0, 0, 0, 0]</w:t>
+      </w:r>
+      <w:r>
+        <w:br/>
+      </w:r>
+      <w:r>
+        <w:rPr>
+          <w:rStyle w:val="VerbatimChar"/>
+        </w:rPr>
+        <w:t xml:space="preserve">[0, 0, 0, 0]</w:t>
+      </w:r>
+      <w:r>
+        <w:br/>
+      </w:r>
+      <w:r>
+        <w:rPr>
+          <w:rStyle w:val="VerbatimChar"/>
+        </w:rPr>
+        <w:t xml:space="preserve">[0, 0, 0, 0]</w:t>
+      </w:r>
+      <w:r>
+        <w:br/>
+      </w:r>
+      <w:r>
+        <w:br/>
+      </w:r>
+      <w:r>
+        <w:rPr>
+          <w:rStyle w:val="VerbatimChar"/>
+        </w:rPr>
+        <w:t xml:space="preserve">Con LC:</w:t>
+      </w:r>
+      <w:r>
+        <w:br/>
+      </w:r>
+      <w:r>
+        <w:rPr>
+          <w:rStyle w:val="VerbatimChar"/>
+        </w:rPr>
+        <w:t xml:space="preserve">[0, 0, 0, 0]</w:t>
+      </w:r>
+      <w:r>
+        <w:br/>
+      </w:r>
+      <w:r>
+        <w:rPr>
+          <w:rStyle w:val="VerbatimChar"/>
+        </w:rPr>
+        <w:t xml:space="preserve">[0, 0, 0, 0]</w:t>
+      </w:r>
+      <w:r>
+        <w:br/>
+      </w:r>
+      <w:r>
+        <w:rPr>
+          <w:rStyle w:val="VerbatimChar"/>
+        </w:rPr>
+        <w:t xml:space="preserve">[0, 0, 0, 0]</w:t>
+      </w:r>
+    </w:p>
     <w:bookmarkEnd w:id="54"/>
     <w:bookmarkStart w:id="55" w:name="aplicaciones-económicas-3"/>
     <w:p>
@@ -18243,6 +20422,140 @@
           <w:rStyle w:val="NormalTok"/>
         </w:rPr>
         <w:t xml:space="preserve">)</w:t>
+      </w:r>
+    </w:p>
+    <w:p>
+      <w:pPr>
+        <w:pStyle w:val="SourceCode"/>
+      </w:pPr>
+      <w:r>
+        <w:rPr>
+          <w:rStyle w:val="VerbatimChar"/>
+        </w:rPr>
+        <w:t xml:space="preserve">Tabla de costos de producción:</w:t>
+      </w:r>
+      <w:r>
+        <w:br/>
+      </w:r>
+      <w:r>
+        <w:rPr>
+          <w:rStyle w:val="VerbatimChar"/>
+        </w:rPr>
+        <w:t xml:space="preserve">         10    20    30    40    50</w:t>
+      </w:r>
+      <w:r>
+        <w:br/>
+      </w:r>
+      <w:r>
+        <w:rPr>
+          <w:rStyle w:val="VerbatimChar"/>
+        </w:rPr>
+        <w:t xml:space="preserve">  100   1000  2000  3000  4000  5000</w:t>
+      </w:r>
+      <w:r>
+        <w:br/>
+      </w:r>
+      <w:r>
+        <w:rPr>
+          <w:rStyle w:val="VerbatimChar"/>
+        </w:rPr>
+        <w:t xml:space="preserve">  200   2000  4000  6000  8000 10000</w:t>
+      </w:r>
+      <w:r>
+        <w:br/>
+      </w:r>
+      <w:r>
+        <w:rPr>
+          <w:rStyle w:val="VerbatimChar"/>
+        </w:rPr>
+        <w:t xml:space="preserve">  300   3000  6000  9000 12000 15000</w:t>
+      </w:r>
+      <w:r>
+        <w:br/>
+      </w:r>
+      <w:r>
+        <w:rPr>
+          <w:rStyle w:val="VerbatimChar"/>
+        </w:rPr>
+        <w:t xml:space="preserve">  400   4000  8000 12000 16000 20000</w:t>
+      </w:r>
+      <w:r>
+        <w:br/>
+      </w:r>
+      <w:r>
+        <w:rPr>
+          <w:rStyle w:val="VerbatimChar"/>
+        </w:rPr>
+        <w:t xml:space="preserve">  500   5000 10000 15000 20000 25000</w:t>
+      </w:r>
+      <w:r>
+        <w:br/>
+      </w:r>
+      <w:r>
+        <w:br/>
+      </w:r>
+      <w:r>
+        <w:br/>
+      </w:r>
+      <w:r>
+        <w:rPr>
+          <w:rStyle w:val="VerbatimChar"/>
+        </w:rPr>
+        <w:t xml:space="preserve">PIB por región y sector (millones USD):</w:t>
+      </w:r>
+      <w:r>
+        <w:br/>
+      </w:r>
+      <w:r>
+        <w:rPr>
+          <w:rStyle w:val="VerbatimChar"/>
+        </w:rPr>
+        <w:t xml:space="preserve">Región          Agricultura        Minería    Manufactura          Total</w:t>
+      </w:r>
+      <w:r>
+        <w:br/>
+      </w:r>
+      <w:r>
+        <w:rPr>
+          <w:rStyle w:val="VerbatimChar"/>
+        </w:rPr>
+        <w:t xml:space="preserve">----------------------------------------------------------------------</w:t>
+      </w:r>
+      <w:r>
+        <w:br/>
+      </w:r>
+      <w:r>
+        <w:rPr>
+          <w:rStyle w:val="VerbatimChar"/>
+        </w:rPr>
+        <w:t xml:space="preserve">Lima                  5,000         15,000         30,000         50,000</w:t>
+      </w:r>
+      <w:r>
+        <w:br/>
+      </w:r>
+      <w:r>
+        <w:rPr>
+          <w:rStyle w:val="VerbatimChar"/>
+        </w:rPr>
+        <w:t xml:space="preserve">Arequipa              8,000         12,000          5,000         25,000</w:t>
+      </w:r>
+      <w:r>
+        <w:br/>
+      </w:r>
+      <w:r>
+        <w:rPr>
+          <w:rStyle w:val="VerbatimChar"/>
+        </w:rPr>
+        <w:t xml:space="preserve">Cusco                 6,000          8,000          3,000         17,000</w:t>
+      </w:r>
+      <w:r>
+        <w:br/>
+      </w:r>
+      <w:r>
+        <w:rPr>
+          <w:rStyle w:val="VerbatimChar"/>
+        </w:rPr>
+        <w:t xml:space="preserve">Total                19,000         35,000         38,000         92,000</w:t>
       </w:r>
     </w:p>
     <w:bookmarkEnd w:id="55"/>
@@ -18876,6 +21189,17 @@
           <w:rStyle w:val="NormalTok"/>
         </w:rPr>
         <w:t xml:space="preserve">)</w:t>
+      </w:r>
+    </w:p>
+    <w:p>
+      <w:pPr>
+        <w:pStyle w:val="SourceCode"/>
+      </w:pPr>
+      <w:r>
+        <w:rPr>
+          <w:rStyle w:val="VerbatimChar"/>
+        </w:rPr>
+        <w:t xml:space="preserve">Valor 50 encontrado en posición [1][1]</w:t>
       </w:r>
     </w:p>
     <w:bookmarkEnd w:id="56"/>
@@ -19112,6 +21436,62 @@
         <w:t xml:space="preserve">)</w:t>
       </w:r>
     </w:p>
+    <w:p>
+      <w:pPr>
+        <w:pStyle w:val="SourceCode"/>
+      </w:pPr>
+      <w:r>
+        <w:rPr>
+          <w:rStyle w:val="VerbatimChar"/>
+        </w:rPr>
+        <w:t xml:space="preserve">Iteración 0</w:t>
+      </w:r>
+      <w:r>
+        <w:br/>
+      </w:r>
+      <w:r>
+        <w:rPr>
+          <w:rStyle w:val="VerbatimChar"/>
+        </w:rPr>
+        <w:t xml:space="preserve">Iteración 1</w:t>
+      </w:r>
+      <w:r>
+        <w:br/>
+      </w:r>
+      <w:r>
+        <w:rPr>
+          <w:rStyle w:val="VerbatimChar"/>
+        </w:rPr>
+        <w:t xml:space="preserve">Iteración 2</w:t>
+      </w:r>
+      <w:r>
+        <w:br/>
+      </w:r>
+      <w:r>
+        <w:rPr>
+          <w:rStyle w:val="VerbatimChar"/>
+        </w:rPr>
+        <w:t xml:space="preserve">Iteración 3</w:t>
+      </w:r>
+      <w:r>
+        <w:br/>
+      </w:r>
+      <w:r>
+        <w:rPr>
+          <w:rStyle w:val="VerbatimChar"/>
+        </w:rPr>
+        <w:t xml:space="preserve">Iteración 4</w:t>
+      </w:r>
+      <w:r>
+        <w:br/>
+      </w:r>
+      <w:r>
+        <w:rPr>
+          <w:rStyle w:val="VerbatimChar"/>
+        </w:rPr>
+        <w:t xml:space="preserve">Fin del bucle</w:t>
+      </w:r>
+    </w:p>
     <w:bookmarkEnd w:id="58"/>
     <w:bookmarkStart w:id="59" w:name="aplicaciones-económicas-4"/>
     <w:p>
@@ -21297,6 +23677,293 @@
           <w:rStyle w:val="NormalTok"/>
         </w:rPr>
         <w:t xml:space="preserve">)</w:t>
+      </w:r>
+    </w:p>
+    <w:p>
+      <w:pPr>
+        <w:pStyle w:val="SourceCode"/>
+      </w:pPr>
+      <w:r>
+        <w:rPr>
+          <w:rStyle w:val="VerbatimChar"/>
+        </w:rPr>
+        <w:t xml:space="preserve">Capital inicial: S/ 10,000.00</w:t>
+      </w:r>
+      <w:r>
+        <w:br/>
+      </w:r>
+      <w:r>
+        <w:rPr>
+          <w:rStyle w:val="VerbatimChar"/>
+        </w:rPr>
+        <w:t xml:space="preserve">Meta: S/ 20,000.00</w:t>
+      </w:r>
+      <w:r>
+        <w:br/>
+      </w:r>
+      <w:r>
+        <w:rPr>
+          <w:rStyle w:val="VerbatimChar"/>
+        </w:rPr>
+        <w:t xml:space="preserve">Tasa: 8.0%</w:t>
+      </w:r>
+      <w:r>
+        <w:br/>
+      </w:r>
+      <w:r>
+        <w:br/>
+      </w:r>
+      <w:r>
+        <w:rPr>
+          <w:rStyle w:val="VerbatimChar"/>
+        </w:rPr>
+        <w:t xml:space="preserve">Año 1: S/ 10,800.00</w:t>
+      </w:r>
+      <w:r>
+        <w:br/>
+      </w:r>
+      <w:r>
+        <w:rPr>
+          <w:rStyle w:val="VerbatimChar"/>
+        </w:rPr>
+        <w:t xml:space="preserve">Año 2: S/ 11,664.00</w:t>
+      </w:r>
+      <w:r>
+        <w:br/>
+      </w:r>
+      <w:r>
+        <w:rPr>
+          <w:rStyle w:val="VerbatimChar"/>
+        </w:rPr>
+        <w:t xml:space="preserve">Año 3: S/ 12,597.12</w:t>
+      </w:r>
+      <w:r>
+        <w:br/>
+      </w:r>
+      <w:r>
+        <w:rPr>
+          <w:rStyle w:val="VerbatimChar"/>
+        </w:rPr>
+        <w:t xml:space="preserve">Año 4: S/ 13,604.89</w:t>
+      </w:r>
+      <w:r>
+        <w:br/>
+      </w:r>
+      <w:r>
+        <w:rPr>
+          <w:rStyle w:val="VerbatimChar"/>
+        </w:rPr>
+        <w:t xml:space="preserve">Año 5: S/ 14,693.28</w:t>
+      </w:r>
+      <w:r>
+        <w:br/>
+      </w:r>
+      <w:r>
+        <w:rPr>
+          <w:rStyle w:val="VerbatimChar"/>
+        </w:rPr>
+        <w:t xml:space="preserve">Año 6: S/ 15,868.74</w:t>
+      </w:r>
+      <w:r>
+        <w:br/>
+      </w:r>
+      <w:r>
+        <w:rPr>
+          <w:rStyle w:val="VerbatimChar"/>
+        </w:rPr>
+        <w:t xml:space="preserve">Año 7: S/ 17,138.24</w:t>
+      </w:r>
+      <w:r>
+        <w:br/>
+      </w:r>
+      <w:r>
+        <w:rPr>
+          <w:rStyle w:val="VerbatimChar"/>
+        </w:rPr>
+        <w:t xml:space="preserve">Año 8: S/ 18,509.30</w:t>
+      </w:r>
+      <w:r>
+        <w:br/>
+      </w:r>
+      <w:r>
+        <w:rPr>
+          <w:rStyle w:val="VerbatimChar"/>
+        </w:rPr>
+        <w:t xml:space="preserve">Año 9: S/ 19,990.05</w:t>
+      </w:r>
+      <w:r>
+        <w:br/>
+      </w:r>
+      <w:r>
+        <w:rPr>
+          <w:rStyle w:val="VerbatimChar"/>
+        </w:rPr>
+        <w:t xml:space="preserve">Año 10: S/ 21,589.25</w:t>
+      </w:r>
+      <w:r>
+        <w:br/>
+      </w:r>
+      <w:r>
+        <w:br/>
+      </w:r>
+      <w:r>
+        <w:rPr>
+          <w:rStyle w:val="VerbatimChar"/>
+        </w:rPr>
+        <w:t xml:space="preserve">Meta alcanzada en 10 años</w:t>
+      </w:r>
+      <w:r>
+        <w:br/>
+      </w:r>
+      <w:r>
+        <w:br/>
+      </w:r>
+      <w:r>
+        <w:rPr>
+          <w:rStyle w:val="VerbatimChar"/>
+        </w:rPr>
+        <w:t xml:space="preserve">Búsqueda de punto de equilibrio:</w:t>
+      </w:r>
+      <w:r>
+        <w:br/>
+      </w:r>
+      <w:r>
+        <w:rPr>
+          <w:rStyle w:val="VerbatimChar"/>
+        </w:rPr>
+        <w:t xml:space="preserve">Precio: S/ 100</w:t>
+      </w:r>
+      <w:r>
+        <w:br/>
+      </w:r>
+      <w:r>
+        <w:rPr>
+          <w:rStyle w:val="VerbatimChar"/>
+        </w:rPr>
+        <w:t xml:space="preserve">Costo variable: S/ 40</w:t>
+      </w:r>
+      <w:r>
+        <w:br/>
+      </w:r>
+      <w:r>
+        <w:rPr>
+          <w:rStyle w:val="VerbatimChar"/>
+        </w:rPr>
+        <w:t xml:space="preserve">Costos fijos: S/ 50,000</w:t>
+      </w:r>
+      <w:r>
+        <w:br/>
+      </w:r>
+      <w:r>
+        <w:br/>
+      </w:r>
+      <w:r>
+        <w:rPr>
+          <w:rStyle w:val="VerbatimChar"/>
+        </w:rPr>
+        <w:t xml:space="preserve">Punto de equilibrio: 900 unidades</w:t>
+      </w:r>
+      <w:r>
+        <w:br/>
+      </w:r>
+      <w:r>
+        <w:rPr>
+          <w:rStyle w:val="VerbatimChar"/>
+        </w:rPr>
+        <w:t xml:space="preserve">Ingresos: S/ 90,000</w:t>
+      </w:r>
+      <w:r>
+        <w:br/>
+      </w:r>
+      <w:r>
+        <w:rPr>
+          <w:rStyle w:val="VerbatimChar"/>
+        </w:rPr>
+        <w:t xml:space="preserve">Costos totales: S/ 86,000</w:t>
+      </w:r>
+      <w:r>
+        <w:br/>
+      </w:r>
+      <w:r>
+        <w:br/>
+      </w:r>
+      <w:r>
+        <w:br/>
+      </w:r>
+      <w:r>
+        <w:rPr>
+          <w:rStyle w:val="VerbatimChar"/>
+        </w:rPr>
+        <w:t xml:space="preserve">Amortización de deuda:</w:t>
+      </w:r>
+      <w:r>
+        <w:br/>
+      </w:r>
+      <w:r>
+        <w:rPr>
+          <w:rStyle w:val="VerbatimChar"/>
+        </w:rPr>
+        <w:t xml:space="preserve">Deuda inicial: S/ 50,000.00</w:t>
+      </w:r>
+      <w:r>
+        <w:br/>
+      </w:r>
+      <w:r>
+        <w:rPr>
+          <w:rStyle w:val="VerbatimChar"/>
+        </w:rPr>
+        <w:t xml:space="preserve">Cuota mensual: S/ 2,000.00</w:t>
+      </w:r>
+      <w:r>
+        <w:br/>
+      </w:r>
+      <w:r>
+        <w:rPr>
+          <w:rStyle w:val="VerbatimChar"/>
+        </w:rPr>
+        <w:t xml:space="preserve">Tasa mensual: 1.5%</w:t>
+      </w:r>
+      <w:r>
+        <w:br/>
+      </w:r>
+      <w:r>
+        <w:br/>
+      </w:r>
+      <w:r>
+        <w:rPr>
+          <w:rStyle w:val="VerbatimChar"/>
+        </w:rPr>
+        <w:t xml:space="preserve">Mes 12: Saldo S/ 33,698.49</w:t>
+      </w:r>
+      <w:r>
+        <w:br/>
+      </w:r>
+      <w:r>
+        <w:rPr>
+          <w:rStyle w:val="VerbatimChar"/>
+        </w:rPr>
+        <w:t xml:space="preserve">Mes 24: Saldo S/ 14,208.10</w:t>
+      </w:r>
+      <w:r>
+        <w:br/>
+      </w:r>
+      <w:r>
+        <w:br/>
+      </w:r>
+      <w:r>
+        <w:rPr>
+          <w:rStyle w:val="VerbatimChar"/>
+        </w:rPr>
+        <w:t xml:space="preserve">Deuda pagada en 32 meses (2.7 años)</w:t>
+      </w:r>
+      <w:r>
+        <w:br/>
+      </w:r>
+      <w:r>
+        <w:rPr>
+          <w:rStyle w:val="VerbatimChar"/>
+        </w:rPr>
+        <w:t xml:space="preserve">Interés total pagado: S/ 13,139.64</w:t>
       </w:r>
     </w:p>
     <w:bookmarkEnd w:id="59"/>
@@ -21789,6 +24456,224 @@
           <w:rStyle w:val="ControlFlowTok"/>
         </w:rPr>
         <w:t xml:space="preserve">break</w:t>
+      </w:r>
+    </w:p>
+    <w:p>
+      <w:pPr>
+        <w:pStyle w:val="SourceCode"/>
+      </w:pPr>
+      <w:r>
+        <w:rPr>
+          <w:rStyle w:val="VerbatimChar"/>
+        </w:rPr>
+        <w:t xml:space="preserve">Simulación de proceso hasta condición:</w:t>
+      </w:r>
+      <w:r>
+        <w:br/>
+      </w:r>
+      <w:r>
+        <w:rPr>
+          <w:rStyle w:val="VerbatimChar"/>
+        </w:rPr>
+        <w:t xml:space="preserve">Iteración 1: 90.00</w:t>
+      </w:r>
+      <w:r>
+        <w:br/>
+      </w:r>
+      <w:r>
+        <w:rPr>
+          <w:rStyle w:val="VerbatimChar"/>
+        </w:rPr>
+        <w:t xml:space="preserve">Iteración 2: 81.00</w:t>
+      </w:r>
+      <w:r>
+        <w:br/>
+      </w:r>
+      <w:r>
+        <w:rPr>
+          <w:rStyle w:val="VerbatimChar"/>
+        </w:rPr>
+        <w:t xml:space="preserve">Iteración 3: 72.90</w:t>
+      </w:r>
+      <w:r>
+        <w:br/>
+      </w:r>
+      <w:r>
+        <w:rPr>
+          <w:rStyle w:val="VerbatimChar"/>
+        </w:rPr>
+        <w:t xml:space="preserve">Iteración 4: 65.61</w:t>
+      </w:r>
+      <w:r>
+        <w:br/>
+      </w:r>
+      <w:r>
+        <w:rPr>
+          <w:rStyle w:val="VerbatimChar"/>
+        </w:rPr>
+        <w:t xml:space="preserve">Iteración 5: 59.05</w:t>
+      </w:r>
+      <w:r>
+        <w:br/>
+      </w:r>
+      <w:r>
+        <w:rPr>
+          <w:rStyle w:val="VerbatimChar"/>
+        </w:rPr>
+        <w:t xml:space="preserve">Iteración 6: 53.14</w:t>
+      </w:r>
+      <w:r>
+        <w:br/>
+      </w:r>
+      <w:r>
+        <w:rPr>
+          <w:rStyle w:val="VerbatimChar"/>
+        </w:rPr>
+        <w:t xml:space="preserve">Iteración 7: 47.83</w:t>
+      </w:r>
+      <w:r>
+        <w:br/>
+      </w:r>
+      <w:r>
+        <w:rPr>
+          <w:rStyle w:val="VerbatimChar"/>
+        </w:rPr>
+        <w:t xml:space="preserve">Iteración 8: 43.05</w:t>
+      </w:r>
+      <w:r>
+        <w:br/>
+      </w:r>
+      <w:r>
+        <w:rPr>
+          <w:rStyle w:val="VerbatimChar"/>
+        </w:rPr>
+        <w:t xml:space="preserve">Iteración 9: 38.74</w:t>
+      </w:r>
+      <w:r>
+        <w:br/>
+      </w:r>
+      <w:r>
+        <w:rPr>
+          <w:rStyle w:val="VerbatimChar"/>
+        </w:rPr>
+        <w:t xml:space="preserve">Iteración 10: 34.87</w:t>
+      </w:r>
+      <w:r>
+        <w:br/>
+      </w:r>
+      <w:r>
+        <w:rPr>
+          <w:rStyle w:val="VerbatimChar"/>
+        </w:rPr>
+        <w:t xml:space="preserve">Iteración 11: 31.38</w:t>
+      </w:r>
+      <w:r>
+        <w:br/>
+      </w:r>
+      <w:r>
+        <w:rPr>
+          <w:rStyle w:val="VerbatimChar"/>
+        </w:rPr>
+        <w:t xml:space="preserve">Iteración 12: 28.24</w:t>
+      </w:r>
+      <w:r>
+        <w:br/>
+      </w:r>
+      <w:r>
+        <w:rPr>
+          <w:rStyle w:val="VerbatimChar"/>
+        </w:rPr>
+        <w:t xml:space="preserve">Iteración 13: 25.42</w:t>
+      </w:r>
+      <w:r>
+        <w:br/>
+      </w:r>
+      <w:r>
+        <w:rPr>
+          <w:rStyle w:val="VerbatimChar"/>
+        </w:rPr>
+        <w:t xml:space="preserve">Iteración 14: 22.88</w:t>
+      </w:r>
+      <w:r>
+        <w:br/>
+      </w:r>
+      <w:r>
+        <w:rPr>
+          <w:rStyle w:val="VerbatimChar"/>
+        </w:rPr>
+        <w:t xml:space="preserve">Iteración 15: 20.59</w:t>
+      </w:r>
+      <w:r>
+        <w:br/>
+      </w:r>
+      <w:r>
+        <w:rPr>
+          <w:rStyle w:val="VerbatimChar"/>
+        </w:rPr>
+        <w:t xml:space="preserve">Iteración 16: 18.53</w:t>
+      </w:r>
+      <w:r>
+        <w:br/>
+      </w:r>
+      <w:r>
+        <w:rPr>
+          <w:rStyle w:val="VerbatimChar"/>
+        </w:rPr>
+        <w:t xml:space="preserve">Iteración 17: 16.68</w:t>
+      </w:r>
+      <w:r>
+        <w:br/>
+      </w:r>
+      <w:r>
+        <w:rPr>
+          <w:rStyle w:val="VerbatimChar"/>
+        </w:rPr>
+        <w:t xml:space="preserve">Iteración 18: 15.01</w:t>
+      </w:r>
+      <w:r>
+        <w:br/>
+      </w:r>
+      <w:r>
+        <w:rPr>
+          <w:rStyle w:val="VerbatimChar"/>
+        </w:rPr>
+        <w:t xml:space="preserve">Iteración 19: 13.51</w:t>
+      </w:r>
+      <w:r>
+        <w:br/>
+      </w:r>
+      <w:r>
+        <w:rPr>
+          <w:rStyle w:val="VerbatimChar"/>
+        </w:rPr>
+        <w:t xml:space="preserve">Iteración 20: 12.16</w:t>
+      </w:r>
+      <w:r>
+        <w:br/>
+      </w:r>
+      <w:r>
+        <w:rPr>
+          <w:rStyle w:val="VerbatimChar"/>
+        </w:rPr>
+        <w:t xml:space="preserve">Iteración 21: 10.94</w:t>
+      </w:r>
+      <w:r>
+        <w:br/>
+      </w:r>
+      <w:r>
+        <w:rPr>
+          <w:rStyle w:val="VerbatimChar"/>
+        </w:rPr>
+        <w:t xml:space="preserve">Iteración 22: 9.85</w:t>
+      </w:r>
+      <w:r>
+        <w:br/>
+      </w:r>
+      <w:r>
+        <w:rPr>
+          <w:rStyle w:val="VerbatimChar"/>
+        </w:rPr>
+        <w:t xml:space="preserve">Valor crítico alcanzado</w:t>
       </w:r>
     </w:p>
     <w:bookmarkEnd w:id="60"/>
@@ -22337,6 +25222,71 @@
         <w:t xml:space="preserve">)</w:t>
       </w:r>
     </w:p>
+    <w:p>
+      <w:pPr>
+        <w:pStyle w:val="SourceCode"/>
+      </w:pPr>
+      <w:r>
+        <w:rPr>
+          <w:rStyle w:val="VerbatimChar"/>
+        </w:rPr>
+        <w:t xml:space="preserve">Buscando primer precio mayor a 115:</w:t>
+      </w:r>
+      <w:r>
+        <w:br/>
+      </w:r>
+      <w:r>
+        <w:rPr>
+          <w:rStyle w:val="VerbatimChar"/>
+        </w:rPr>
+        <w:t xml:space="preserve">Revisando posición 0: S/ 100</w:t>
+      </w:r>
+      <w:r>
+        <w:br/>
+      </w:r>
+      <w:r>
+        <w:rPr>
+          <w:rStyle w:val="VerbatimChar"/>
+        </w:rPr>
+        <w:t xml:space="preserve">Revisando posición 1: S/ 105</w:t>
+      </w:r>
+      <w:r>
+        <w:br/>
+      </w:r>
+      <w:r>
+        <w:rPr>
+          <w:rStyle w:val="VerbatimChar"/>
+        </w:rPr>
+        <w:t xml:space="preserve">Revisando posición 2: S/ 110</w:t>
+      </w:r>
+      <w:r>
+        <w:br/>
+      </w:r>
+      <w:r>
+        <w:rPr>
+          <w:rStyle w:val="VerbatimChar"/>
+        </w:rPr>
+        <w:t xml:space="preserve">Revisando posición 3: S/ 95</w:t>
+      </w:r>
+      <w:r>
+        <w:br/>
+      </w:r>
+      <w:r>
+        <w:rPr>
+          <w:rStyle w:val="VerbatimChar"/>
+        </w:rPr>
+        <w:t xml:space="preserve">Revisando posición 4: S/ 120</w:t>
+      </w:r>
+      <w:r>
+        <w:br/>
+      </w:r>
+      <w:r>
+        <w:rPr>
+          <w:rStyle w:val="VerbatimChar"/>
+        </w:rPr>
+        <w:t xml:space="preserve">Encontrado en posición 4: S/ 120</w:t>
+      </w:r>
+    </w:p>
     <w:bookmarkEnd w:id="62"/>
     <w:bookmarkStart w:id="63" w:name="continue-saltar-iteración"/>
     <w:p>
@@ -22863,6 +25813,101 @@
           <w:rStyle w:val="NormalTok"/>
         </w:rPr>
         <w:t xml:space="preserve">)</w:t>
+      </w:r>
+    </w:p>
+    <w:p>
+      <w:pPr>
+        <w:pStyle w:val="SourceCode"/>
+      </w:pPr>
+      <w:r>
+        <w:rPr>
+          <w:rStyle w:val="VerbatimChar"/>
+        </w:rPr>
+        <w:t xml:space="preserve">Procesando solo valores positivos:</w:t>
+      </w:r>
+      <w:r>
+        <w:br/>
+      </w:r>
+      <w:r>
+        <w:rPr>
+          <w:rStyle w:val="VerbatimChar"/>
+        </w:rPr>
+        <w:t xml:space="preserve">Procesando: 100, suma acumulada: 100</w:t>
+      </w:r>
+      <w:r>
+        <w:br/>
+      </w:r>
+      <w:r>
+        <w:rPr>
+          <w:rStyle w:val="VerbatimChar"/>
+        </w:rPr>
+        <w:t xml:space="preserve">Saltando valor inválido: -5</w:t>
+      </w:r>
+      <w:r>
+        <w:br/>
+      </w:r>
+      <w:r>
+        <w:rPr>
+          <w:rStyle w:val="VerbatimChar"/>
+        </w:rPr>
+        <w:t xml:space="preserve">Procesando: 200, suma acumulada: 300</w:t>
+      </w:r>
+      <w:r>
+        <w:br/>
+      </w:r>
+      <w:r>
+        <w:rPr>
+          <w:rStyle w:val="VerbatimChar"/>
+        </w:rPr>
+        <w:t xml:space="preserve">Saltando valor inválido: 0</w:t>
+      </w:r>
+      <w:r>
+        <w:br/>
+      </w:r>
+      <w:r>
+        <w:rPr>
+          <w:rStyle w:val="VerbatimChar"/>
+        </w:rPr>
+        <w:t xml:space="preserve">Procesando: 150, suma acumulada: 450</w:t>
+      </w:r>
+      <w:r>
+        <w:br/>
+      </w:r>
+      <w:r>
+        <w:rPr>
+          <w:rStyle w:val="VerbatimChar"/>
+        </w:rPr>
+        <w:t xml:space="preserve">Saltando valor inválido: -10</w:t>
+      </w:r>
+      <w:r>
+        <w:br/>
+      </w:r>
+      <w:r>
+        <w:rPr>
+          <w:rStyle w:val="VerbatimChar"/>
+        </w:rPr>
+        <w:t xml:space="preserve">Procesando: 300, suma acumulada: 750</w:t>
+      </w:r>
+      <w:r>
+        <w:br/>
+      </w:r>
+      <w:r>
+        <w:rPr>
+          <w:rStyle w:val="VerbatimChar"/>
+        </w:rPr>
+        <w:t xml:space="preserve">Procesando: 250, suma acumulada: 1000</w:t>
+      </w:r>
+      <w:r>
+        <w:br/>
+      </w:r>
+      <w:r>
+        <w:br/>
+      </w:r>
+      <w:r>
+        <w:rPr>
+          <w:rStyle w:val="VerbatimChar"/>
+        </w:rPr>
+        <w:t xml:space="preserve">Suma total: 1000</w:t>
       </w:r>
     </w:p>
     <w:bookmarkEnd w:id="63"/>
@@ -26511,6 +29556,332 @@
         <w:t xml:space="preserve">)</w:t>
       </w:r>
     </w:p>
+    <w:p>
+      <w:pPr>
+        <w:pStyle w:val="SourceCode"/>
+      </w:pPr>
+      <w:r>
+        <w:rPr>
+          <w:rStyle w:val="VerbatimChar"/>
+        </w:rPr>
+        <w:t xml:space="preserve">SIMULACIÓN DE PORTAFOLIO DE INVERSIÓN</w:t>
+      </w:r>
+      <w:r>
+        <w:br/>
+      </w:r>
+      <w:r>
+        <w:rPr>
+          <w:rStyle w:val="VerbatimChar"/>
+        </w:rPr>
+        <w:t xml:space="preserve">======================================================================</w:t>
+      </w:r>
+      <w:r>
+        <w:br/>
+      </w:r>
+      <w:r>
+        <w:br/>
+      </w:r>
+      <w:r>
+        <w:rPr>
+          <w:rStyle w:val="VerbatimChar"/>
+        </w:rPr>
+        <w:t xml:space="preserve">Inversión inicial: S/ 100,000.00</w:t>
+      </w:r>
+      <w:r>
+        <w:br/>
+      </w:r>
+      <w:r>
+        <w:br/>
+      </w:r>
+      <w:r>
+        <w:rPr>
+          <w:rStyle w:val="VerbatimChar"/>
+        </w:rPr>
+        <w:t xml:space="preserve">Distribución del portafolio:</w:t>
+      </w:r>
+      <w:r>
+        <w:br/>
+      </w:r>
+      <w:r>
+        <w:rPr>
+          <w:rStyle w:val="VerbatimChar"/>
+        </w:rPr>
+        <w:t xml:space="preserve">  Acciones: 40% - S/ 40,000.00</w:t>
+      </w:r>
+      <w:r>
+        <w:br/>
+      </w:r>
+      <w:r>
+        <w:rPr>
+          <w:rStyle w:val="VerbatimChar"/>
+        </w:rPr>
+        <w:t xml:space="preserve">  Bonos: 30% - S/ 30,000.00</w:t>
+      </w:r>
+      <w:r>
+        <w:br/>
+      </w:r>
+      <w:r>
+        <w:rPr>
+          <w:rStyle w:val="VerbatimChar"/>
+        </w:rPr>
+        <w:t xml:space="preserve">  Inmuebles: 20% - S/ 20,000.00</w:t>
+      </w:r>
+      <w:r>
+        <w:br/>
+      </w:r>
+      <w:r>
+        <w:rPr>
+          <w:rStyle w:val="VerbatimChar"/>
+        </w:rPr>
+        <w:t xml:space="preserve">  Efectivo: 10% - S/ 10,000.00</w:t>
+      </w:r>
+      <w:r>
+        <w:br/>
+      </w:r>
+      <w:r>
+        <w:br/>
+      </w:r>
+      <w:r>
+        <w:rPr>
+          <w:rStyle w:val="VerbatimChar"/>
+        </w:rPr>
+        <w:t xml:space="preserve">======================================================================</w:t>
+      </w:r>
+      <w:r>
+        <w:br/>
+      </w:r>
+      <w:r>
+        <w:rPr>
+          <w:rStyle w:val="VerbatimChar"/>
+        </w:rPr>
+        <w:t xml:space="preserve">Evolución anual del portafolio:</w:t>
+      </w:r>
+      <w:r>
+        <w:br/>
+      </w:r>
+      <w:r>
+        <w:rPr>
+          <w:rStyle w:val="VerbatimChar"/>
+        </w:rPr>
+        <w:t xml:space="preserve">Año        Acciones       Bonos   Inmuebles    Efectivo       Total</w:t>
+      </w:r>
+      <w:r>
+        <w:br/>
+      </w:r>
+      <w:r>
+        <w:rPr>
+          <w:rStyle w:val="VerbatimChar"/>
+        </w:rPr>
+        <w:t xml:space="preserve">----------------------------------------------------------------------</w:t>
+      </w:r>
+      <w:r>
+        <w:br/>
+      </w:r>
+      <w:r>
+        <w:rPr>
+          <w:rStyle w:val="VerbatimChar"/>
+        </w:rPr>
+        <w:t xml:space="preserve">1            44,800      31,800      21,600      10,200     108,400</w:t>
+      </w:r>
+      <w:r>
+        <w:br/>
+      </w:r>
+      <w:r>
+        <w:rPr>
+          <w:rStyle w:val="VerbatimChar"/>
+        </w:rPr>
+        <w:t xml:space="preserve">2            50,176      33,708      23,328      10,404     117,616</w:t>
+      </w:r>
+      <w:r>
+        <w:br/>
+      </w:r>
+      <w:r>
+        <w:rPr>
+          <w:rStyle w:val="VerbatimChar"/>
+        </w:rPr>
+        <w:t xml:space="preserve">3            56,197      35,730      25,194      10,612     127,734</w:t>
+      </w:r>
+      <w:r>
+        <w:br/>
+      </w:r>
+      <w:r>
+        <w:rPr>
+          <w:rStyle w:val="VerbatimChar"/>
+        </w:rPr>
+        <w:t xml:space="preserve">4            62,941      37,874      27,210      10,824     138,849</w:t>
+      </w:r>
+      <w:r>
+        <w:br/>
+      </w:r>
+      <w:r>
+        <w:rPr>
+          <w:rStyle w:val="VerbatimChar"/>
+        </w:rPr>
+        <w:t xml:space="preserve">5            70,494      40,147      29,387      11,041     151,068</w:t>
+      </w:r>
+      <w:r>
+        <w:br/>
+      </w:r>
+      <w:r>
+        <w:rPr>
+          <w:rStyle w:val="VerbatimChar"/>
+        </w:rPr>
+        <w:t xml:space="preserve">6            78,953      42,556      31,737      11,262     164,508</w:t>
+      </w:r>
+      <w:r>
+        <w:br/>
+      </w:r>
+      <w:r>
+        <w:rPr>
+          <w:rStyle w:val="VerbatimChar"/>
+        </w:rPr>
+        <w:t xml:space="preserve">7            88,427      45,109      34,276      11,487     179,300</w:t>
+      </w:r>
+      <w:r>
+        <w:br/>
+      </w:r>
+      <w:r>
+        <w:rPr>
+          <w:rStyle w:val="VerbatimChar"/>
+        </w:rPr>
+        <w:t xml:space="preserve">8            99,039      47,815      37,019      11,717     195,589</w:t>
+      </w:r>
+      <w:r>
+        <w:br/>
+      </w:r>
+      <w:r>
+        <w:rPr>
+          <w:rStyle w:val="VerbatimChar"/>
+        </w:rPr>
+        <w:t xml:space="preserve">9           110,923      50,684      39,980      11,951     213,539</w:t>
+      </w:r>
+      <w:r>
+        <w:br/>
+      </w:r>
+      <w:r>
+        <w:rPr>
+          <w:rStyle w:val="VerbatimChar"/>
+        </w:rPr>
+        <w:t xml:space="preserve">10          124,234      53,725      43,178      12,190     233,328</w:t>
+      </w:r>
+      <w:r>
+        <w:br/>
+      </w:r>
+      <w:r>
+        <w:br/>
+      </w:r>
+      <w:r>
+        <w:rPr>
+          <w:rStyle w:val="VerbatimChar"/>
+        </w:rPr>
+        <w:t xml:space="preserve">======================================================================</w:t>
+      </w:r>
+      <w:r>
+        <w:br/>
+      </w:r>
+      <w:r>
+        <w:rPr>
+          <w:rStyle w:val="VerbatimChar"/>
+        </w:rPr>
+        <w:t xml:space="preserve">RESULTADOS FINALES:</w:t>
+      </w:r>
+      <w:r>
+        <w:br/>
+      </w:r>
+      <w:r>
+        <w:br/>
+      </w:r>
+      <w:r>
+        <w:rPr>
+          <w:rStyle w:val="VerbatimChar"/>
+        </w:rPr>
+        <w:t xml:space="preserve">Inversión inicial: S/ 100,000.00</w:t>
+      </w:r>
+      <w:r>
+        <w:br/>
+      </w:r>
+      <w:r>
+        <w:rPr>
+          <w:rStyle w:val="VerbatimChar"/>
+        </w:rPr>
+        <w:t xml:space="preserve">Valor final: S/ 233,327.80</w:t>
+      </w:r>
+      <w:r>
+        <w:br/>
+      </w:r>
+      <w:r>
+        <w:rPr>
+          <w:rStyle w:val="VerbatimChar"/>
+        </w:rPr>
+        <w:t xml:space="preserve">Ganancia: S/ 133,327.80</w:t>
+      </w:r>
+      <w:r>
+        <w:br/>
+      </w:r>
+      <w:r>
+        <w:rPr>
+          <w:rStyle w:val="VerbatimChar"/>
+        </w:rPr>
+        <w:t xml:space="preserve">Rendimiento total: 133.33%</w:t>
+      </w:r>
+      <w:r>
+        <w:br/>
+      </w:r>
+      <w:r>
+        <w:rPr>
+          <w:rStyle w:val="VerbatimChar"/>
+        </w:rPr>
+        <w:t xml:space="preserve">Rendimiento anual promedio: 8.84%</w:t>
+      </w:r>
+      <w:r>
+        <w:br/>
+      </w:r>
+      <w:r>
+        <w:br/>
+      </w:r>
+      <w:r>
+        <w:rPr>
+          <w:rStyle w:val="VerbatimChar"/>
+        </w:rPr>
+        <w:t xml:space="preserve">Distribución final:</w:t>
+      </w:r>
+      <w:r>
+        <w:br/>
+      </w:r>
+      <w:r>
+        <w:rPr>
+          <w:rStyle w:val="VerbatimChar"/>
+        </w:rPr>
+        <w:t xml:space="preserve">  Acciones: S/ 124,233.93 (53.2%)</w:t>
+      </w:r>
+      <w:r>
+        <w:br/>
+      </w:r>
+      <w:r>
+        <w:rPr>
+          <w:rStyle w:val="VerbatimChar"/>
+        </w:rPr>
+        <w:t xml:space="preserve">  Bonos: S/ 53,725.43 (23.0%)</w:t>
+      </w:r>
+      <w:r>
+        <w:br/>
+      </w:r>
+      <w:r>
+        <w:rPr>
+          <w:rStyle w:val="VerbatimChar"/>
+        </w:rPr>
+        <w:t xml:space="preserve">  Inmuebles: S/ 43,178.50 (18.5%)</w:t>
+      </w:r>
+      <w:r>
+        <w:br/>
+      </w:r>
+      <w:r>
+        <w:rPr>
+          <w:rStyle w:val="VerbatimChar"/>
+        </w:rPr>
+        <w:t xml:space="preserve">  Efectivo: S/ 12,189.94 (5.2%)</w:t>
+      </w:r>
+    </w:p>
     <w:bookmarkEnd w:id="66"/>
     <w:bookmarkStart w:id="67" w:name="Xe724ecba6038c1b8ab36d50a8426956591ba9a7"/>
     <w:p>
@@ -28762,6 +32133,233 @@
           <w:rStyle w:val="NormalTok"/>
         </w:rPr>
         <w:t xml:space="preserve">)</w:t>
+      </w:r>
+    </w:p>
+    <w:p>
+      <w:pPr>
+        <w:pStyle w:val="SourceCode"/>
+      </w:pPr>
+      <w:r>
+        <w:rPr>
+          <w:rStyle w:val="VerbatimChar"/>
+        </w:rPr>
+        <w:t xml:space="preserve">ANÁLISIS DE SENSIBILIDAD DE LA DEMANDA</w:t>
+      </w:r>
+      <w:r>
+        <w:br/>
+      </w:r>
+      <w:r>
+        <w:rPr>
+          <w:rStyle w:val="VerbatimChar"/>
+        </w:rPr>
+        <w:t xml:space="preserve">======================================================================</w:t>
+      </w:r>
+      <w:r>
+        <w:br/>
+      </w:r>
+      <w:r>
+        <w:br/>
+      </w:r>
+      <w:r>
+        <w:rPr>
+          <w:rStyle w:val="VerbatimChar"/>
+        </w:rPr>
+        <w:t xml:space="preserve">Parámetros base:</w:t>
+      </w:r>
+      <w:r>
+        <w:br/>
+      </w:r>
+      <w:r>
+        <w:rPr>
+          <w:rStyle w:val="VerbatimChar"/>
+        </w:rPr>
+        <w:t xml:space="preserve">  Precio base: S/ 100.00</w:t>
+      </w:r>
+      <w:r>
+        <w:br/>
+      </w:r>
+      <w:r>
+        <w:rPr>
+          <w:rStyle w:val="VerbatimChar"/>
+        </w:rPr>
+        <w:t xml:space="preserve">  Cantidad base: 1,000 unidades</w:t>
+      </w:r>
+      <w:r>
+        <w:br/>
+      </w:r>
+      <w:r>
+        <w:rPr>
+          <w:rStyle w:val="VerbatimChar"/>
+        </w:rPr>
+        <w:t xml:space="preserve">  Elasticidad precio: 1.50</w:t>
+      </w:r>
+      <w:r>
+        <w:br/>
+      </w:r>
+      <w:r>
+        <w:br/>
+      </w:r>
+      <w:r>
+        <w:rPr>
+          <w:rStyle w:val="VerbatimChar"/>
+        </w:rPr>
+        <w:t xml:space="preserve">======================================================================</w:t>
+      </w:r>
+      <w:r>
+        <w:br/>
+      </w:r>
+      <w:r>
+        <w:rPr>
+          <w:rStyle w:val="VerbatimChar"/>
+        </w:rPr>
+        <w:t xml:space="preserve">Escenarios de precios:</w:t>
+      </w:r>
+      <w:r>
+        <w:br/>
+      </w:r>
+      <w:r>
+        <w:rPr>
+          <w:rStyle w:val="VerbatimChar"/>
+        </w:rPr>
+        <w:t xml:space="preserve">    Precio    Var %     Cantidad    Var %      Ingreso</w:t>
+      </w:r>
+      <w:r>
+        <w:br/>
+      </w:r>
+      <w:r>
+        <w:rPr>
+          <w:rStyle w:val="VerbatimChar"/>
+        </w:rPr>
+        <w:t xml:space="preserve">----------------------------------------------------------------------</w:t>
+      </w:r>
+      <w:r>
+        <w:br/>
+      </w:r>
+      <w:r>
+        <w:rPr>
+          <w:rStyle w:val="VerbatimChar"/>
+        </w:rPr>
+        <w:t xml:space="preserve">     80.00   -20.0%        1,300    30.0%      104,000</w:t>
+      </w:r>
+      <w:r>
+        <w:br/>
+      </w:r>
+      <w:r>
+        <w:rPr>
+          <w:rStyle w:val="VerbatimChar"/>
+        </w:rPr>
+        <w:t xml:space="preserve">     85.00   -15.0%        1,225    22.5%      104,125</w:t>
+      </w:r>
+      <w:r>
+        <w:br/>
+      </w:r>
+      <w:r>
+        <w:rPr>
+          <w:rStyle w:val="VerbatimChar"/>
+        </w:rPr>
+        <w:t xml:space="preserve">     90.00   -10.0%        1,150    15.0%      103,500</w:t>
+      </w:r>
+      <w:r>
+        <w:br/>
+      </w:r>
+      <w:r>
+        <w:rPr>
+          <w:rStyle w:val="VerbatimChar"/>
+        </w:rPr>
+        <w:t xml:space="preserve">     95.00    -5.0%        1,075     7.5%      102,125</w:t>
+      </w:r>
+      <w:r>
+        <w:br/>
+      </w:r>
+      <w:r>
+        <w:rPr>
+          <w:rStyle w:val="VerbatimChar"/>
+        </w:rPr>
+        <w:t xml:space="preserve">    100.00     0.0%        1,000    -0.0%      100,000</w:t>
+      </w:r>
+      <w:r>
+        <w:br/>
+      </w:r>
+      <w:r>
+        <w:rPr>
+          <w:rStyle w:val="VerbatimChar"/>
+        </w:rPr>
+        <w:t xml:space="preserve">    105.00     5.0%          925    -7.5%       97,125</w:t>
+      </w:r>
+      <w:r>
+        <w:br/>
+      </w:r>
+      <w:r>
+        <w:rPr>
+          <w:rStyle w:val="VerbatimChar"/>
+        </w:rPr>
+        <w:t xml:space="preserve">    110.00    10.0%          850   -15.0%       93,500</w:t>
+      </w:r>
+      <w:r>
+        <w:br/>
+      </w:r>
+      <w:r>
+        <w:rPr>
+          <w:rStyle w:val="VerbatimChar"/>
+        </w:rPr>
+        <w:t xml:space="preserve">    115.00    15.0%          775   -22.5%       89,125</w:t>
+      </w:r>
+      <w:r>
+        <w:br/>
+      </w:r>
+      <w:r>
+        <w:rPr>
+          <w:rStyle w:val="VerbatimChar"/>
+        </w:rPr>
+        <w:t xml:space="preserve">    120.00    20.0%          700   -30.0%       84,000</w:t>
+      </w:r>
+      <w:r>
+        <w:br/>
+      </w:r>
+      <w:r>
+        <w:br/>
+      </w:r>
+      <w:r>
+        <w:rPr>
+          <w:rStyle w:val="VerbatimChar"/>
+        </w:rPr>
+        <w:t xml:space="preserve">======================================================================</w:t>
+      </w:r>
+      <w:r>
+        <w:br/>
+      </w:r>
+      <w:r>
+        <w:rPr>
+          <w:rStyle w:val="VerbatimChar"/>
+        </w:rPr>
+        <w:t xml:space="preserve">PRECIO ÓPTIMO:</w:t>
+      </w:r>
+      <w:r>
+        <w:br/>
+      </w:r>
+      <w:r>
+        <w:rPr>
+          <w:rStyle w:val="VerbatimChar"/>
+        </w:rPr>
+        <w:t xml:space="preserve">  Precio: S/ 85.00</w:t>
+      </w:r>
+      <w:r>
+        <w:br/>
+      </w:r>
+      <w:r>
+        <w:rPr>
+          <w:rStyle w:val="VerbatimChar"/>
+        </w:rPr>
+        <w:t xml:space="preserve">  Cantidad: 1,225 unidades</w:t>
+      </w:r>
+      <w:r>
+        <w:br/>
+      </w:r>
+      <w:r>
+        <w:rPr>
+          <w:rStyle w:val="VerbatimChar"/>
+        </w:rPr>
+        <w:t xml:space="preserve">  Ingreso máximo: S/ 104,125.00</w:t>
       </w:r>
     </w:p>
     <w:bookmarkEnd w:id="67"/>
@@ -31084,6 +34682,281 @@
         <w:t xml:space="preserve">)</w:t>
       </w:r>
     </w:p>
+    <w:p>
+      <w:pPr>
+        <w:pStyle w:val="SourceCode"/>
+      </w:pPr>
+      <w:r>
+        <w:rPr>
+          <w:rStyle w:val="VerbatimChar"/>
+        </w:rPr>
+        <w:t xml:space="preserve">DEPRECIACIÓN LINEAL</w:t>
+      </w:r>
+      <w:r>
+        <w:br/>
+      </w:r>
+      <w:r>
+        <w:rPr>
+          <w:rStyle w:val="VerbatimChar"/>
+        </w:rPr>
+        <w:t xml:space="preserve">CÁLCULO DE DEPRECIACIÓN - Método LINEAL</w:t>
+      </w:r>
+      <w:r>
+        <w:br/>
+      </w:r>
+      <w:r>
+        <w:rPr>
+          <w:rStyle w:val="VerbatimChar"/>
+        </w:rPr>
+        <w:t xml:space="preserve">============================================================</w:t>
+      </w:r>
+      <w:r>
+        <w:br/>
+      </w:r>
+      <w:r>
+        <w:br/>
+      </w:r>
+      <w:r>
+        <w:rPr>
+          <w:rStyle w:val="VerbatimChar"/>
+        </w:rPr>
+        <w:t xml:space="preserve">Valor inicial: S/ 50,000.00</w:t>
+      </w:r>
+      <w:r>
+        <w:br/>
+      </w:r>
+      <w:r>
+        <w:rPr>
+          <w:rStyle w:val="VerbatimChar"/>
+        </w:rPr>
+        <w:t xml:space="preserve">Vida útil: 5 años</w:t>
+      </w:r>
+      <w:r>
+        <w:br/>
+      </w:r>
+      <w:r>
+        <w:rPr>
+          <w:rStyle w:val="VerbatimChar"/>
+        </w:rPr>
+        <w:t xml:space="preserve">Depreciación anual: S/ 10,000.00</w:t>
+      </w:r>
+      <w:r>
+        <w:br/>
+      </w:r>
+      <w:r>
+        <w:br/>
+      </w:r>
+      <w:r>
+        <w:rPr>
+          <w:rStyle w:val="VerbatimChar"/>
+        </w:rPr>
+        <w:t xml:space="preserve">Año    Deprec.      Deprec. Acum.   Valor Libro </w:t>
+      </w:r>
+      <w:r>
+        <w:br/>
+      </w:r>
+      <w:r>
+        <w:rPr>
+          <w:rStyle w:val="VerbatimChar"/>
+        </w:rPr>
+        <w:t xml:space="preserve">------------------------------------------------------------</w:t>
+      </w:r>
+      <w:r>
+        <w:br/>
+      </w:r>
+      <w:r>
+        <w:rPr>
+          <w:rStyle w:val="VerbatimChar"/>
+        </w:rPr>
+        <w:t xml:space="preserve">1        10,000.00      10,000.00   40,000.00</w:t>
+      </w:r>
+      <w:r>
+        <w:br/>
+      </w:r>
+      <w:r>
+        <w:rPr>
+          <w:rStyle w:val="VerbatimChar"/>
+        </w:rPr>
+        <w:t xml:space="preserve">2        10,000.00      20,000.00   30,000.00</w:t>
+      </w:r>
+      <w:r>
+        <w:br/>
+      </w:r>
+      <w:r>
+        <w:rPr>
+          <w:rStyle w:val="VerbatimChar"/>
+        </w:rPr>
+        <w:t xml:space="preserve">3        10,000.00      30,000.00   20,000.00</w:t>
+      </w:r>
+      <w:r>
+        <w:br/>
+      </w:r>
+      <w:r>
+        <w:rPr>
+          <w:rStyle w:val="VerbatimChar"/>
+        </w:rPr>
+        <w:t xml:space="preserve">4        10,000.00      40,000.00   10,000.00</w:t>
+      </w:r>
+      <w:r>
+        <w:br/>
+      </w:r>
+      <w:r>
+        <w:rPr>
+          <w:rStyle w:val="VerbatimChar"/>
+        </w:rPr>
+        <w:t xml:space="preserve">5        10,000.00      50,000.00        0.00</w:t>
+      </w:r>
+      <w:r>
+        <w:br/>
+      </w:r>
+      <w:r>
+        <w:rPr>
+          <w:rStyle w:val="VerbatimChar"/>
+        </w:rPr>
+        <w:t xml:space="preserve">============================================================</w:t>
+      </w:r>
+      <w:r>
+        <w:br/>
+      </w:r>
+      <w:r>
+        <w:br/>
+      </w:r>
+      <w:r>
+        <w:br/>
+      </w:r>
+      <w:r>
+        <w:br/>
+      </w:r>
+      <w:r>
+        <w:rPr>
+          <w:rStyle w:val="VerbatimChar"/>
+        </w:rPr>
+        <w:t xml:space="preserve">DEPRECIACIÓN POR DOBLE SALDO DECRECIENTE</w:t>
+      </w:r>
+      <w:r>
+        <w:br/>
+      </w:r>
+      <w:r>
+        <w:rPr>
+          <w:rStyle w:val="VerbatimChar"/>
+        </w:rPr>
+        <w:t xml:space="preserve">CÁLCULO DE DEPRECIACIÓN - Método DOBLE_SALDO</w:t>
+      </w:r>
+      <w:r>
+        <w:br/>
+      </w:r>
+      <w:r>
+        <w:rPr>
+          <w:rStyle w:val="VerbatimChar"/>
+        </w:rPr>
+        <w:t xml:space="preserve">============================================================</w:t>
+      </w:r>
+      <w:r>
+        <w:br/>
+      </w:r>
+      <w:r>
+        <w:br/>
+      </w:r>
+      <w:r>
+        <w:rPr>
+          <w:rStyle w:val="VerbatimChar"/>
+        </w:rPr>
+        <w:t xml:space="preserve">Valor inicial: S/ 50,000.00</w:t>
+      </w:r>
+      <w:r>
+        <w:br/>
+      </w:r>
+      <w:r>
+        <w:rPr>
+          <w:rStyle w:val="VerbatimChar"/>
+        </w:rPr>
+        <w:t xml:space="preserve">Vida útil: 5 años</w:t>
+      </w:r>
+      <w:r>
+        <w:br/>
+      </w:r>
+      <w:r>
+        <w:rPr>
+          <w:rStyle w:val="VerbatimChar"/>
+        </w:rPr>
+        <w:t xml:space="preserve">Tasa anual: 40.00%</w:t>
+      </w:r>
+      <w:r>
+        <w:br/>
+      </w:r>
+      <w:r>
+        <w:br/>
+      </w:r>
+      <w:r>
+        <w:rPr>
+          <w:rStyle w:val="VerbatimChar"/>
+        </w:rPr>
+        <w:t xml:space="preserve">Año    Valor Inicio  Deprec.      Deprec. Acum.   Valor Final </w:t>
+      </w:r>
+      <w:r>
+        <w:br/>
+      </w:r>
+      <w:r>
+        <w:rPr>
+          <w:rStyle w:val="VerbatimChar"/>
+        </w:rPr>
+        <w:t xml:space="preserve">----------------------------------------------------------------------</w:t>
+      </w:r>
+      <w:r>
+        <w:br/>
+      </w:r>
+      <w:r>
+        <w:rPr>
+          <w:rStyle w:val="VerbatimChar"/>
+        </w:rPr>
+        <w:t xml:space="preserve">1         50,000.00   20,000.00      20,000.00   30,000.00</w:t>
+      </w:r>
+      <w:r>
+        <w:br/>
+      </w:r>
+      <w:r>
+        <w:rPr>
+          <w:rStyle w:val="VerbatimChar"/>
+        </w:rPr>
+        <w:t xml:space="preserve">2         30,000.00   12,000.00      32,000.00   18,000.00</w:t>
+      </w:r>
+      <w:r>
+        <w:br/>
+      </w:r>
+      <w:r>
+        <w:rPr>
+          <w:rStyle w:val="VerbatimChar"/>
+        </w:rPr>
+        <w:t xml:space="preserve">3         18,000.00    7,200.00      39,200.00   10,800.00</w:t>
+      </w:r>
+      <w:r>
+        <w:br/>
+      </w:r>
+      <w:r>
+        <w:rPr>
+          <w:rStyle w:val="VerbatimChar"/>
+        </w:rPr>
+        <w:t xml:space="preserve">4         10,800.00    4,320.00      43,520.00    6,480.00</w:t>
+      </w:r>
+      <w:r>
+        <w:br/>
+      </w:r>
+      <w:r>
+        <w:rPr>
+          <w:rStyle w:val="VerbatimChar"/>
+        </w:rPr>
+        <w:t xml:space="preserve">5          6,480.00    6,480.00      50,000.00        0.00</w:t>
+      </w:r>
+      <w:r>
+        <w:br/>
+      </w:r>
+      <w:r>
+        <w:rPr>
+          <w:rStyle w:val="VerbatimChar"/>
+        </w:rPr>
+        <w:t xml:space="preserve">============================================================</w:t>
+      </w:r>
+    </w:p>
     <w:bookmarkEnd w:id="69"/>
     <w:bookmarkStart w:id="70" w:name="X5b87a91a54ae7552f0ae3b276734ecc2c6d9a18"/>
     <w:p>
@@ -33968,6 +37841,359 @@
           <w:rStyle w:val="NormalTok"/>
         </w:rPr>
         <w:t xml:space="preserve">)</w:t>
+      </w:r>
+    </w:p>
+    <w:p>
+      <w:pPr>
+        <w:pStyle w:val="SourceCode"/>
+      </w:pPr>
+      <w:r>
+        <w:rPr>
+          <w:rStyle w:val="VerbatimChar"/>
+        </w:rPr>
+        <w:t xml:space="preserve">SIMULACIÓN DE POLÍTICA DE INVENTARIOS</w:t>
+      </w:r>
+      <w:r>
+        <w:br/>
+      </w:r>
+      <w:r>
+        <w:rPr>
+          <w:rStyle w:val="VerbatimChar"/>
+        </w:rPr>
+        <w:t xml:space="preserve">======================================================================</w:t>
+      </w:r>
+      <w:r>
+        <w:br/>
+      </w:r>
+      <w:r>
+        <w:br/>
+      </w:r>
+      <w:r>
+        <w:rPr>
+          <w:rStyle w:val="VerbatimChar"/>
+        </w:rPr>
+        <w:t xml:space="preserve">Parámetros:</w:t>
+      </w:r>
+      <w:r>
+        <w:br/>
+      </w:r>
+      <w:r>
+        <w:rPr>
+          <w:rStyle w:val="VerbatimChar"/>
+        </w:rPr>
+        <w:t xml:space="preserve">  Demanda diaria promedio: 50 unidades</w:t>
+      </w:r>
+      <w:r>
+        <w:br/>
+      </w:r>
+      <w:r>
+        <w:rPr>
+          <w:rStyle w:val="VerbatimChar"/>
+        </w:rPr>
+        <w:t xml:space="preserve">  Inventario inicial: 600 unidades</w:t>
+      </w:r>
+      <w:r>
+        <w:br/>
+      </w:r>
+      <w:r>
+        <w:rPr>
+          <w:rStyle w:val="VerbatimChar"/>
+        </w:rPr>
+        <w:t xml:space="preserve">  Punto de reorden: 200 unidades</w:t>
+      </w:r>
+      <w:r>
+        <w:br/>
+      </w:r>
+      <w:r>
+        <w:rPr>
+          <w:rStyle w:val="VerbatimChar"/>
+        </w:rPr>
+        <w:t xml:space="preserve">  Cantidad de pedido: 500 unidades</w:t>
+      </w:r>
+      <w:r>
+        <w:br/>
+      </w:r>
+      <w:r>
+        <w:rPr>
+          <w:rStyle w:val="VerbatimChar"/>
+        </w:rPr>
+        <w:t xml:space="preserve">  Tiempo de entrega: 5 días</w:t>
+      </w:r>
+      <w:r>
+        <w:br/>
+      </w:r>
+      <w:r>
+        <w:br/>
+      </w:r>
+      <w:r>
+        <w:rPr>
+          <w:rStyle w:val="VerbatimChar"/>
+        </w:rPr>
+        <w:t xml:space="preserve">Día   Demanda  Ventas   Inventario Pedido  </w:t>
+      </w:r>
+      <w:r>
+        <w:br/>
+      </w:r>
+      <w:r>
+        <w:rPr>
+          <w:rStyle w:val="VerbatimChar"/>
+        </w:rPr>
+        <w:t xml:space="preserve">--------------------------------------------------</w:t>
+      </w:r>
+      <w:r>
+        <w:br/>
+      </w:r>
+      <w:r>
+        <w:rPr>
+          <w:rStyle w:val="VerbatimChar"/>
+        </w:rPr>
+        <w:t xml:space="preserve">1     39       39       561                </w:t>
+      </w:r>
+      <w:r>
+        <w:br/>
+      </w:r>
+      <w:r>
+        <w:rPr>
+          <w:rStyle w:val="VerbatimChar"/>
+        </w:rPr>
+        <w:t xml:space="preserve">5     42       42       394                </w:t>
+      </w:r>
+      <w:r>
+        <w:br/>
+      </w:r>
+      <w:r>
+        <w:rPr>
+          <w:rStyle w:val="VerbatimChar"/>
+        </w:rPr>
+        <w:t xml:space="preserve">10    52       52       152        PEDIDO  </w:t>
+      </w:r>
+      <w:r>
+        <w:br/>
+      </w:r>
+      <w:r>
+        <w:rPr>
+          <w:rStyle w:val="VerbatimChar"/>
+        </w:rPr>
+        <w:t xml:space="preserve">15    59       59       441                </w:t>
+      </w:r>
+      <w:r>
+        <w:br/>
+      </w:r>
+      <w:r>
+        <w:rPr>
+          <w:rStyle w:val="VerbatimChar"/>
+        </w:rPr>
+        <w:t xml:space="preserve">20    67       67       165        PEDIDO  </w:t>
+      </w:r>
+      <w:r>
+        <w:br/>
+      </w:r>
+      <w:r>
+        <w:rPr>
+          <w:rStyle w:val="VerbatimChar"/>
+        </w:rPr>
+        <w:t xml:space="preserve">25    41       41       459                </w:t>
+      </w:r>
+      <w:r>
+        <w:br/>
+      </w:r>
+      <w:r>
+        <w:rPr>
+          <w:rStyle w:val="VerbatimChar"/>
+        </w:rPr>
+        <w:t xml:space="preserve">30    46       46       249                </w:t>
+      </w:r>
+      <w:r>
+        <w:br/>
+      </w:r>
+      <w:r>
+        <w:rPr>
+          <w:rStyle w:val="VerbatimChar"/>
+        </w:rPr>
+        <w:t xml:space="preserve">35    42       42       51                 </w:t>
+      </w:r>
+      <w:r>
+        <w:br/>
+      </w:r>
+      <w:r>
+        <w:rPr>
+          <w:rStyle w:val="VerbatimChar"/>
+        </w:rPr>
+        <w:t xml:space="preserve">40    62       62       276                </w:t>
+      </w:r>
+      <w:r>
+        <w:br/>
+      </w:r>
+      <w:r>
+        <w:rPr>
+          <w:rStyle w:val="VerbatimChar"/>
+        </w:rPr>
+        <w:t xml:space="preserve">45    41       41       19                 </w:t>
+      </w:r>
+      <w:r>
+        <w:br/>
+      </w:r>
+      <w:r>
+        <w:rPr>
+          <w:rStyle w:val="VerbatimChar"/>
+        </w:rPr>
+        <w:t xml:space="preserve">50    35       35       303                </w:t>
+      </w:r>
+      <w:r>
+        <w:br/>
+      </w:r>
+      <w:r>
+        <w:rPr>
+          <w:rStyle w:val="VerbatimChar"/>
+        </w:rPr>
+        <w:t xml:space="preserve">55    51       51       45                 </w:t>
+      </w:r>
+      <w:r>
+        <w:br/>
+      </w:r>
+      <w:r>
+        <w:rPr>
+          <w:rStyle w:val="VerbatimChar"/>
+        </w:rPr>
+        <w:t xml:space="preserve">60    32       32       375                </w:t>
+      </w:r>
+      <w:r>
+        <w:br/>
+      </w:r>
+      <w:r>
+        <w:rPr>
+          <w:rStyle w:val="VerbatimChar"/>
+        </w:rPr>
+        <w:t xml:space="preserve">65    49       49       142                </w:t>
+      </w:r>
+      <w:r>
+        <w:br/>
+      </w:r>
+      <w:r>
+        <w:rPr>
+          <w:rStyle w:val="VerbatimChar"/>
+        </w:rPr>
+        <w:t xml:space="preserve">70    46       46       384                </w:t>
+      </w:r>
+      <w:r>
+        <w:br/>
+      </w:r>
+      <w:r>
+        <w:rPr>
+          <w:rStyle w:val="VerbatimChar"/>
+        </w:rPr>
+        <w:t xml:space="preserve">75    42       42       183        PEDIDO  </w:t>
+      </w:r>
+      <w:r>
+        <w:br/>
+      </w:r>
+      <w:r>
+        <w:rPr>
+          <w:rStyle w:val="VerbatimChar"/>
+        </w:rPr>
+        <w:t xml:space="preserve">80    60       60       440                </w:t>
+      </w:r>
+      <w:r>
+        <w:br/>
+      </w:r>
+      <w:r>
+        <w:rPr>
+          <w:rStyle w:val="VerbatimChar"/>
+        </w:rPr>
+        <w:t xml:space="preserve">85    29       29       207                </w:t>
+      </w:r>
+      <w:r>
+        <w:br/>
+      </w:r>
+      <w:r>
+        <w:rPr>
+          <w:rStyle w:val="VerbatimChar"/>
+        </w:rPr>
+        <w:t xml:space="preserve">90    60       20       0                  </w:t>
+      </w:r>
+      <w:r>
+        <w:br/>
+      </w:r>
+      <w:r>
+        <w:br/>
+      </w:r>
+      <w:r>
+        <w:rPr>
+          <w:rStyle w:val="VerbatimChar"/>
+        </w:rPr>
+        <w:t xml:space="preserve">======================================================================</w:t>
+      </w:r>
+      <w:r>
+        <w:br/>
+      </w:r>
+      <w:r>
+        <w:rPr>
+          <w:rStyle w:val="VerbatimChar"/>
+        </w:rPr>
+        <w:t xml:space="preserve">ESTADÍSTICAS DE LA SIMULACIÓN:</w:t>
+      </w:r>
+      <w:r>
+        <w:br/>
+      </w:r>
+      <w:r>
+        <w:rPr>
+          <w:rStyle w:val="VerbatimChar"/>
+        </w:rPr>
+        <w:t xml:space="preserve">  Total vendido: 4,100 unidades</w:t>
+      </w:r>
+      <w:r>
+        <w:br/>
+      </w:r>
+      <w:r>
+        <w:rPr>
+          <w:rStyle w:val="VerbatimChar"/>
+        </w:rPr>
+        <w:t xml:space="preserve">  Ventas perdidas: 221 unidades</w:t>
+      </w:r>
+      <w:r>
+        <w:br/>
+      </w:r>
+      <w:r>
+        <w:rPr>
+          <w:rStyle w:val="VerbatimChar"/>
+        </w:rPr>
+        <w:t xml:space="preserve">  Nivel de servicio: 94.9%</w:t>
+      </w:r>
+      <w:r>
+        <w:br/>
+      </w:r>
+      <w:r>
+        <w:rPr>
+          <w:rStyle w:val="VerbatimChar"/>
+        </w:rPr>
+        <w:t xml:space="preserve">  Días sin stock: 8 de 90</w:t>
+      </w:r>
+      <w:r>
+        <w:br/>
+      </w:r>
+      <w:r>
+        <w:rPr>
+          <w:rStyle w:val="VerbatimChar"/>
+        </w:rPr>
+        <w:t xml:space="preserve">  Número de pedidos: 8</w:t>
+      </w:r>
+      <w:r>
+        <w:br/>
+      </w:r>
+      <w:r>
+        <w:rPr>
+          <w:rStyle w:val="VerbatimChar"/>
+        </w:rPr>
+        <w:t xml:space="preserve">  Inventario final: 0 unidades</w:t>
+      </w:r>
+      <w:r>
+        <w:br/>
+      </w:r>
+      <w:r>
+        <w:rPr>
+          <w:rStyle w:val="VerbatimChar"/>
+        </w:rPr>
+        <w:t xml:space="preserve">  Inventario promedio: 300 unidades (aprox.)</w:t>
       </w:r>
     </w:p>
     <w:bookmarkEnd w:id="70"/>
